--- a/GroundWorkPM_User_Guide.docx
+++ b/GroundWorkPM_User_Guide.docx
@@ -33582,6 +33582,3095 @@
                 <w:szCs w:val="22"/>
               </w:rPr>
               <w:t xml:space="preserve">Bookmark the GroundWorkPM URL and add it to your home screen on mobile (use 'Add to Home Screen' in your mobile browser) for one-tap access. The app is a Progressive Web App (PWA) and works offline for recently viewed data.</w:t>
+            </w:r>
+          </w:p>
+        </w:tc>
+      </w:tr>
+    </w:tbl>
+    <w:p>
+      <w:pPr>
+        <w:spacing w:after="80"/>
+      </w:pPr>
+      <w:r>
+        <w:t xml:space="preserve"/>
+      </w:r>
+    </w:p>
+    <w:p>
+      <w:pPr>
+        <w:pStyle w:val="Heading1"/>
+        <w:pageBreakBefore/>
+        <w:spacing w:after="240" w:before="480"/>
+      </w:pPr>
+      <w:r>
+        <w:rPr>
+          <w:rFonts w:ascii="Arial" w:cs="Arial" w:eastAsia="Arial" w:hAnsi="Arial"/>
+          <w:b/>
+          <w:bCs/>
+          <w:color w:val="132635"/>
+          <w:sz w:val="40"/>
+          <w:szCs w:val="40"/>
+        </w:rPr>
+        <w:t xml:space="preserve">Chapter 13: Automated Notifications</w:t>
+      </w:r>
+    </w:p>
+    <w:p>
+      <w:pPr>
+        <w:pStyle w:val="Heading2"/>
+        <w:spacing w:after="160" w:before="300"/>
+      </w:pPr>
+      <w:r>
+        <w:rPr>
+          <w:rFonts w:ascii="Arial" w:cs="Arial" w:eastAsia="Arial" w:hAnsi="Arial"/>
+          <w:b/>
+          <w:bCs/>
+          <w:color w:val="1F4E79"/>
+          <w:sz w:val="28"/>
+          <w:szCs w:val="28"/>
+        </w:rPr>
+        <w:t xml:space="preserve">13.1 Overview</w:t>
+      </w:r>
+    </w:p>
+    <w:p>
+      <w:pPr>
+        <w:spacing w:after="120" w:line="276" w:lineRule="auto"/>
+      </w:pPr>
+      <w:r>
+        <w:rPr>
+          <w:rFonts w:ascii="Arial" w:cs="Arial" w:eastAsia="Arial" w:hAnsi="Arial"/>
+          <w:sz w:val="24"/>
+          <w:szCs w:val="24"/>
+        </w:rPr>
+        <w:t xml:space="preserve">GroundWorkPM includes a daily automated notification system that proactively emails your property managers and admins when action is required — no manual checking needed. Once configured, it runs silently every morning and sends alerts only when conditions are met.</w:t>
+      </w:r>
+    </w:p>
+    <w:p>
+      <w:pPr>
+        <w:spacing w:after="80"/>
+      </w:pPr>
+      <w:r>
+        <w:t xml:space="preserve"/>
+      </w:r>
+    </w:p>
+    <w:tbl>
+      <w:tblPr>
+        <w:tblW w:type="dxa" w:w="9360"/>
+        <w:tblBorders>
+          <w:top w:val="single" w:color="auto" w:sz="4"/>
+          <w:left w:val="single" w:color="auto" w:sz="4"/>
+          <w:bottom w:val="single" w:color="auto" w:sz="4"/>
+          <w:right w:val="single" w:color="auto" w:sz="4"/>
+          <w:insideH w:val="single" w:color="auto" w:sz="4"/>
+          <w:insideV w:val="single" w:color="auto" w:sz="4"/>
+        </w:tblBorders>
+      </w:tblPr>
+      <w:tblGrid>
+        <w:gridCol w:w="9360"/>
+      </w:tblGrid>
+      <w:tr>
+        <w:tc>
+          <w:tcPr>
+            <w:tcW w:type="dxa" w:w="9360"/>
+            <w:tcBorders>
+              <w:top w:val="nil"/>
+              <w:left w:val="single" w:color="BF8F00" w:sz="18"/>
+              <w:bottom w:val="nil"/>
+              <w:right w:val="nil"/>
+            </w:tcBorders>
+            <w:shd w:fill="FFF2CC" w:val="clear"/>
+            <w:tcMar>
+              <w:top w:type="dxa" w:w="100"/>
+              <w:left w:type="dxa" w:w="200"/>
+              <w:bottom w:type="dxa" w:w="100"/>
+              <w:right w:type="dxa" w:w="120"/>
+            </w:tcMar>
+          </w:tcPr>
+          <w:p>
+            <w:pPr>
+              <w:spacing w:after="0" w:line="276" w:lineRule="auto"/>
+            </w:pPr>
+            <w:r>
+              <w:rPr>
+                <w:rFonts w:ascii="Arial" w:cs="Arial" w:eastAsia="Arial" w:hAnsi="Arial"/>
+                <w:b/>
+                <w:bCs/>
+                <w:color w:val="BF8F00"/>
+                <w:sz w:val="22"/>
+                <w:szCs w:val="22"/>
+              </w:rPr>
+              <w:t xml:space="preserve">NOTE: </w:t>
+            </w:r>
+            <w:r>
+              <w:rPr>
+                <w:rFonts w:ascii="Arial" w:cs="Arial" w:eastAsia="Arial" w:hAnsi="Arial"/>
+                <w:sz w:val="22"/>
+                <w:szCs w:val="22"/>
+              </w:rPr>
+              <w:t xml:space="preserve">Notifications go to Org Admins and Managers with access to the relevant property. Tenants and Owners do not receive automated emails at this time.</w:t>
+            </w:r>
+          </w:p>
+        </w:tc>
+      </w:tr>
+    </w:tbl>
+    <w:p>
+      <w:pPr>
+        <w:spacing w:after="80"/>
+      </w:pPr>
+      <w:r>
+        <w:t xml:space="preserve"/>
+      </w:r>
+    </w:p>
+    <w:p>
+      <w:pPr>
+        <w:pStyle w:val="Heading2"/>
+        <w:spacing w:after="160" w:before="300"/>
+      </w:pPr>
+      <w:r>
+        <w:rPr>
+          <w:rFonts w:ascii="Arial" w:cs="Arial" w:eastAsia="Arial" w:hAnsi="Arial"/>
+          <w:b/>
+          <w:bCs/>
+          <w:color w:val="1F4E79"/>
+          <w:sz w:val="28"/>
+          <w:szCs w:val="28"/>
+        </w:rPr>
+        <w:t xml:space="preserve">13.2 How It Works</w:t>
+      </w:r>
+    </w:p>
+    <w:p>
+      <w:pPr>
+        <w:spacing w:after="120" w:line="276" w:lineRule="auto"/>
+      </w:pPr>
+      <w:r>
+        <w:rPr>
+          <w:rFonts w:ascii="Arial" w:cs="Arial" w:eastAsia="Arial" w:hAnsi="Arial"/>
+          <w:sz w:val="24"/>
+          <w:szCs w:val="24"/>
+        </w:rPr>
+        <w:t xml:space="preserve">Every day at 07:00 UTC, a background job runs five checks against your live data. For each item that meets an alert threshold and has not already been notified recently, an email is sent via Resend.</w:t>
+      </w:r>
+    </w:p>
+    <w:p>
+      <w:pPr>
+        <w:spacing w:after="80"/>
+      </w:pPr>
+      <w:r>
+        <w:t xml:space="preserve"/>
+      </w:r>
+    </w:p>
+    <w:tbl>
+      <w:tblPr>
+        <w:tblW w:type="dxa" w:w="9360"/>
+        <w:tblBorders>
+          <w:top w:val="single" w:color="auto" w:sz="4"/>
+          <w:left w:val="single" w:color="auto" w:sz="4"/>
+          <w:bottom w:val="single" w:color="auto" w:sz="4"/>
+          <w:right w:val="single" w:color="auto" w:sz="4"/>
+          <w:insideH w:val="single" w:color="auto" w:sz="4"/>
+          <w:insideV w:val="single" w:color="auto" w:sz="4"/>
+        </w:tblBorders>
+      </w:tblPr>
+      <w:tblGrid>
+        <w:gridCol w:w="1552"/>
+        <w:gridCol w:w="400"/>
+        <w:gridCol w:w="1552"/>
+        <w:gridCol w:w="400"/>
+        <w:gridCol w:w="1552"/>
+        <w:gridCol w:w="400"/>
+        <w:gridCol w:w="1552"/>
+        <w:gridCol w:w="400"/>
+        <w:gridCol w:w="1552"/>
+      </w:tblGrid>
+      <w:tr>
+        <w:tc>
+          <w:tcPr>
+            <w:tcW w:type="dxa" w:w="1552"/>
+            <w:tcBorders>
+              <w:top w:val="single" w:color="CCCCCC" w:sz="1"/>
+              <w:left w:val="single" w:color="CCCCCC" w:sz="1"/>
+              <w:bottom w:val="single" w:color="CCCCCC" w:sz="1"/>
+              <w:right w:val="single" w:color="CCCCCC" w:sz="1"/>
+            </w:tcBorders>
+            <w:shd w:fill="1F4E79" w:val="clear"/>
+            <w:tcMar>
+              <w:top w:type="dxa" w:w="100"/>
+              <w:left w:type="dxa" w:w="80"/>
+              <w:bottom w:type="dxa" w:w="100"/>
+              <w:right w:type="dxa" w:w="80"/>
+            </w:tcMar>
+          </w:tcPr>
+          <w:p>
+            <w:pPr>
+              <w:spacing w:after="0"/>
+              <w:jc w:val="center"/>
+            </w:pPr>
+            <w:r>
+              <w:rPr>
+                <w:rFonts w:ascii="Arial" w:cs="Arial" w:eastAsia="Arial" w:hAnsi="Arial"/>
+                <w:b/>
+                <w:bCs/>
+                <w:color w:val="FFFFFF"/>
+                <w:sz w:val="18"/>
+                <w:szCs w:val="18"/>
+              </w:rPr>
+              <w:t xml:space="preserve">07:00 UTC
+Daily Trigger</w:t>
+            </w:r>
+          </w:p>
+        </w:tc>
+        <w:tc>
+          <w:tcPr>
+            <w:tcW w:type="dxa" w:w="400"/>
+            <w:tcBorders>
+              <w:top w:val="nil"/>
+              <w:left w:val="nil"/>
+              <w:bottom w:val="nil"/>
+              <w:right w:val="nil"/>
+            </w:tcBorders>
+            <w:tcMar>
+              <w:top w:type="dxa" w:w="0"/>
+              <w:left w:type="dxa" w:w="0"/>
+              <w:bottom w:type="dxa" w:w="0"/>
+              <w:right w:type="dxa" w:w="0"/>
+            </w:tcMar>
+          </w:tcPr>
+          <w:p>
+            <w:pPr>
+              <w:spacing w:after="0"/>
+              <w:jc w:val="center"/>
+            </w:pPr>
+            <w:r>
+              <w:rPr>
+                <w:rFonts w:ascii="Arial" w:cs="Arial" w:eastAsia="Arial" w:hAnsi="Arial"/>
+                <w:b/>
+                <w:bCs/>
+                <w:color w:val="595959"/>
+                <w:sz w:val="24"/>
+                <w:szCs w:val="24"/>
+              </w:rPr>
+              <w:t xml:space="preserve">→</w:t>
+            </w:r>
+          </w:p>
+        </w:tc>
+        <w:tc>
+          <w:tcPr>
+            <w:tcW w:type="dxa" w:w="1552"/>
+            <w:tcBorders>
+              <w:top w:val="single" w:color="CCCCCC" w:sz="1"/>
+              <w:left w:val="single" w:color="CCCCCC" w:sz="1"/>
+              <w:bottom w:val="single" w:color="CCCCCC" w:sz="1"/>
+              <w:right w:val="single" w:color="CCCCCC" w:sz="1"/>
+            </w:tcBorders>
+            <w:shd w:fill="2E75B6" w:val="clear"/>
+            <w:tcMar>
+              <w:top w:type="dxa" w:w="100"/>
+              <w:left w:type="dxa" w:w="80"/>
+              <w:bottom w:type="dxa" w:w="100"/>
+              <w:right w:type="dxa" w:w="80"/>
+            </w:tcMar>
+          </w:tcPr>
+          <w:p>
+            <w:pPr>
+              <w:spacing w:after="0"/>
+              <w:jc w:val="center"/>
+            </w:pPr>
+            <w:r>
+              <w:rPr>
+                <w:rFonts w:ascii="Arial" w:cs="Arial" w:eastAsia="Arial" w:hAnsi="Arial"/>
+                <w:b/>
+                <w:bCs/>
+                <w:color w:val="FFFFFF"/>
+                <w:sz w:val="18"/>
+                <w:szCs w:val="18"/>
+              </w:rPr>
+              <w:t xml:space="preserve">5 Checks
+Run in Parallel</w:t>
+            </w:r>
+          </w:p>
+        </w:tc>
+        <w:tc>
+          <w:tcPr>
+            <w:tcW w:type="dxa" w:w="400"/>
+            <w:tcBorders>
+              <w:top w:val="nil"/>
+              <w:left w:val="nil"/>
+              <w:bottom w:val="nil"/>
+              <w:right w:val="nil"/>
+            </w:tcBorders>
+            <w:tcMar>
+              <w:top w:type="dxa" w:w="0"/>
+              <w:left w:type="dxa" w:w="0"/>
+              <w:bottom w:type="dxa" w:w="0"/>
+              <w:right w:type="dxa" w:w="0"/>
+            </w:tcMar>
+          </w:tcPr>
+          <w:p>
+            <w:pPr>
+              <w:spacing w:after="0"/>
+              <w:jc w:val="center"/>
+            </w:pPr>
+            <w:r>
+              <w:rPr>
+                <w:rFonts w:ascii="Arial" w:cs="Arial" w:eastAsia="Arial" w:hAnsi="Arial"/>
+                <w:b/>
+                <w:bCs/>
+                <w:color w:val="595959"/>
+                <w:sz w:val="24"/>
+                <w:szCs w:val="24"/>
+              </w:rPr>
+              <w:t xml:space="preserve">→</w:t>
+            </w:r>
+          </w:p>
+        </w:tc>
+        <w:tc>
+          <w:tcPr>
+            <w:tcW w:type="dxa" w:w="1552"/>
+            <w:tcBorders>
+              <w:top w:val="single" w:color="CCCCCC" w:sz="1"/>
+              <w:left w:val="single" w:color="CCCCCC" w:sz="1"/>
+              <w:bottom w:val="single" w:color="CCCCCC" w:sz="1"/>
+              <w:right w:val="single" w:color="CCCCCC" w:sz="1"/>
+            </w:tcBorders>
+            <w:shd w:fill="B8860B" w:val="clear"/>
+            <w:tcMar>
+              <w:top w:type="dxa" w:w="100"/>
+              <w:left w:type="dxa" w:w="80"/>
+              <w:bottom w:type="dxa" w:w="100"/>
+              <w:right w:type="dxa" w:w="80"/>
+            </w:tcMar>
+          </w:tcPr>
+          <w:p>
+            <w:pPr>
+              <w:spacing w:after="0"/>
+              <w:jc w:val="center"/>
+            </w:pPr>
+            <w:r>
+              <w:rPr>
+                <w:rFonts w:ascii="Arial" w:cs="Arial" w:eastAsia="Arial" w:hAnsi="Arial"/>
+                <w:b/>
+                <w:bCs/>
+                <w:color w:val="FFFFFF"/>
+                <w:sz w:val="18"/>
+                <w:szCs w:val="18"/>
+              </w:rPr>
+              <w:t xml:space="preserve">Dedup
+Filter</w:t>
+            </w:r>
+          </w:p>
+        </w:tc>
+        <w:tc>
+          <w:tcPr>
+            <w:tcW w:type="dxa" w:w="400"/>
+            <w:tcBorders>
+              <w:top w:val="nil"/>
+              <w:left w:val="nil"/>
+              <w:bottom w:val="nil"/>
+              <w:right w:val="nil"/>
+            </w:tcBorders>
+            <w:tcMar>
+              <w:top w:type="dxa" w:w="0"/>
+              <w:left w:type="dxa" w:w="0"/>
+              <w:bottom w:type="dxa" w:w="0"/>
+              <w:right w:type="dxa" w:w="0"/>
+            </w:tcMar>
+          </w:tcPr>
+          <w:p>
+            <w:pPr>
+              <w:spacing w:after="0"/>
+              <w:jc w:val="center"/>
+            </w:pPr>
+            <w:r>
+              <w:rPr>
+                <w:rFonts w:ascii="Arial" w:cs="Arial" w:eastAsia="Arial" w:hAnsi="Arial"/>
+                <w:b/>
+                <w:bCs/>
+                <w:color w:val="595959"/>
+                <w:sz w:val="24"/>
+                <w:szCs w:val="24"/>
+              </w:rPr>
+              <w:t xml:space="preserve">→</w:t>
+            </w:r>
+          </w:p>
+        </w:tc>
+        <w:tc>
+          <w:tcPr>
+            <w:tcW w:type="dxa" w:w="1552"/>
+            <w:tcBorders>
+              <w:top w:val="single" w:color="CCCCCC" w:sz="1"/>
+              <w:left w:val="single" w:color="CCCCCC" w:sz="1"/>
+              <w:bottom w:val="single" w:color="CCCCCC" w:sz="1"/>
+              <w:right w:val="single" w:color="CCCCCC" w:sz="1"/>
+            </w:tcBorders>
+            <w:shd w:fill="375623" w:val="clear"/>
+            <w:tcMar>
+              <w:top w:type="dxa" w:w="100"/>
+              <w:left w:type="dxa" w:w="80"/>
+              <w:bottom w:type="dxa" w:w="100"/>
+              <w:right w:type="dxa" w:w="80"/>
+            </w:tcMar>
+          </w:tcPr>
+          <w:p>
+            <w:pPr>
+              <w:spacing w:after="0"/>
+              <w:jc w:val="center"/>
+            </w:pPr>
+            <w:r>
+              <w:rPr>
+                <w:rFonts w:ascii="Arial" w:cs="Arial" w:eastAsia="Arial" w:hAnsi="Arial"/>
+                <w:b/>
+                <w:bCs/>
+                <w:color w:val="FFFFFF"/>
+                <w:sz w:val="18"/>
+                <w:szCs w:val="18"/>
+              </w:rPr>
+              <w:t xml:space="preserve">Email Sent
+via Resend</w:t>
+            </w:r>
+          </w:p>
+        </w:tc>
+        <w:tc>
+          <w:tcPr>
+            <w:tcW w:type="dxa" w:w="400"/>
+            <w:tcBorders>
+              <w:top w:val="nil"/>
+              <w:left w:val="nil"/>
+              <w:bottom w:val="nil"/>
+              <w:right w:val="nil"/>
+            </w:tcBorders>
+            <w:tcMar>
+              <w:top w:type="dxa" w:w="0"/>
+              <w:left w:type="dxa" w:w="0"/>
+              <w:bottom w:type="dxa" w:w="0"/>
+              <w:right w:type="dxa" w:w="0"/>
+            </w:tcMar>
+          </w:tcPr>
+          <w:p>
+            <w:pPr>
+              <w:spacing w:after="0"/>
+              <w:jc w:val="center"/>
+            </w:pPr>
+            <w:r>
+              <w:rPr>
+                <w:rFonts w:ascii="Arial" w:cs="Arial" w:eastAsia="Arial" w:hAnsi="Arial"/>
+                <w:b/>
+                <w:bCs/>
+                <w:color w:val="595959"/>
+                <w:sz w:val="24"/>
+                <w:szCs w:val="24"/>
+              </w:rPr>
+              <w:t xml:space="preserve">→</w:t>
+            </w:r>
+          </w:p>
+        </w:tc>
+        <w:tc>
+          <w:tcPr>
+            <w:tcW w:type="dxa" w:w="1552"/>
+            <w:tcBorders>
+              <w:top w:val="single" w:color="CCCCCC" w:sz="1"/>
+              <w:left w:val="single" w:color="CCCCCC" w:sz="1"/>
+              <w:bottom w:val="single" w:color="CCCCCC" w:sz="1"/>
+              <w:right w:val="single" w:color="CCCCCC" w:sz="1"/>
+            </w:tcBorders>
+            <w:shd w:fill="595959" w:val="clear"/>
+            <w:tcMar>
+              <w:top w:type="dxa" w:w="100"/>
+              <w:left w:type="dxa" w:w="80"/>
+              <w:bottom w:type="dxa" w:w="100"/>
+              <w:right w:type="dxa" w:w="80"/>
+            </w:tcMar>
+          </w:tcPr>
+          <w:p>
+            <w:pPr>
+              <w:spacing w:after="0"/>
+              <w:jc w:val="center"/>
+            </w:pPr>
+            <w:r>
+              <w:rPr>
+                <w:rFonts w:ascii="Arial" w:cs="Arial" w:eastAsia="Arial" w:hAnsi="Arial"/>
+                <w:b/>
+                <w:bCs/>
+                <w:color w:val="FFFFFF"/>
+                <w:sz w:val="18"/>
+                <w:szCs w:val="18"/>
+              </w:rPr>
+              <w:t xml:space="preserve">Log Written
+to Database</w:t>
+            </w:r>
+          </w:p>
+        </w:tc>
+      </w:tr>
+    </w:tbl>
+    <w:p>
+      <w:pPr>
+        <w:spacing w:after="80"/>
+      </w:pPr>
+      <w:r>
+        <w:t xml:space="preserve"/>
+      </w:r>
+    </w:p>
+    <w:p>
+      <w:pPr>
+        <w:pStyle w:val="Heading2"/>
+        <w:spacing w:after="160" w:before="300"/>
+      </w:pPr>
+      <w:r>
+        <w:rPr>
+          <w:rFonts w:ascii="Arial" w:cs="Arial" w:eastAsia="Arial" w:hAnsi="Arial"/>
+          <w:b/>
+          <w:bCs/>
+          <w:color w:val="1F4E79"/>
+          <w:sz w:val="28"/>
+          <w:szCs w:val="28"/>
+        </w:rPr>
+        <w:t xml:space="preserve">13.3 Notification Types</w:t>
+      </w:r>
+    </w:p>
+    <w:p>
+      <w:pPr>
+        <w:spacing w:after="120" w:line="276" w:lineRule="auto"/>
+      </w:pPr>
+      <w:r>
+        <w:rPr>
+          <w:rFonts w:ascii="Arial" w:cs="Arial" w:eastAsia="Arial" w:hAnsi="Arial"/>
+          <w:sz w:val="24"/>
+          <w:szCs w:val="24"/>
+        </w:rPr>
+        <w:t xml:space="preserve">The system monitors eight alert conditions across five categories:</w:t>
+      </w:r>
+    </w:p>
+    <w:p>
+      <w:pPr>
+        <w:spacing w:after="80"/>
+      </w:pPr>
+      <w:r>
+        <w:t xml:space="preserve"/>
+      </w:r>
+    </w:p>
+    <w:tbl>
+      <w:tblPr>
+        <w:tblW w:type="dxa" w:w="9360"/>
+        <w:tblBorders>
+          <w:top w:val="single" w:color="auto" w:sz="4"/>
+          <w:left w:val="single" w:color="auto" w:sz="4"/>
+          <w:bottom w:val="single" w:color="auto" w:sz="4"/>
+          <w:right w:val="single" w:color="auto" w:sz="4"/>
+          <w:insideH w:val="single" w:color="auto" w:sz="4"/>
+          <w:insideV w:val="single" w:color="auto" w:sz="4"/>
+        </w:tblBorders>
+      </w:tblPr>
+      <w:tblGrid>
+        <w:gridCol w:w="2800"/>
+        <w:gridCol w:w="3800"/>
+        <w:gridCol w:w="2760"/>
+      </w:tblGrid>
+      <w:tr>
+        <w:trPr>
+          <w:tblHeader/>
+        </w:trPr>
+        <w:tc>
+          <w:tcPr>
+            <w:tcW w:type="dxa" w:w="2800"/>
+            <w:tcBorders>
+              <w:top w:val="single" w:color="CCCCCC" w:sz="1"/>
+              <w:left w:val="single" w:color="CCCCCC" w:sz="1"/>
+              <w:bottom w:val="single" w:color="CCCCCC" w:sz="1"/>
+              <w:right w:val="single" w:color="CCCCCC" w:sz="1"/>
+            </w:tcBorders>
+            <w:shd w:fill="132635" w:val="clear"/>
+            <w:tcMar>
+              <w:top w:type="dxa" w:w="80"/>
+              <w:left w:type="dxa" w:w="120"/>
+              <w:bottom w:type="dxa" w:w="80"/>
+              <w:right w:type="dxa" w:w="120"/>
+            </w:tcMar>
+          </w:tcPr>
+          <w:p>
+            <w:pPr>
+              <w:spacing w:after="0" w:line="240" w:lineRule="auto"/>
+              <w:jc w:val="left"/>
+            </w:pPr>
+            <w:r>
+              <w:rPr>
+                <w:rFonts w:ascii="Arial" w:cs="Arial" w:eastAsia="Arial" w:hAnsi="Arial"/>
+                <w:b/>
+                <w:bCs/>
+                <w:color w:val="FFFFFF"/>
+                <w:sz w:val="22"/>
+                <w:szCs w:val="22"/>
+              </w:rPr>
+              <w:t xml:space="preserve">Notification</w:t>
+            </w:r>
+          </w:p>
+        </w:tc>
+        <w:tc>
+          <w:tcPr>
+            <w:tcW w:type="dxa" w:w="3800"/>
+            <w:tcBorders>
+              <w:top w:val="single" w:color="CCCCCC" w:sz="1"/>
+              <w:left w:val="single" w:color="CCCCCC" w:sz="1"/>
+              <w:bottom w:val="single" w:color="CCCCCC" w:sz="1"/>
+              <w:right w:val="single" w:color="CCCCCC" w:sz="1"/>
+            </w:tcBorders>
+            <w:shd w:fill="132635" w:val="clear"/>
+            <w:tcMar>
+              <w:top w:type="dxa" w:w="80"/>
+              <w:left w:type="dxa" w:w="120"/>
+              <w:bottom w:type="dxa" w:w="80"/>
+              <w:right w:type="dxa" w:w="120"/>
+            </w:tcMar>
+          </w:tcPr>
+          <w:p>
+            <w:pPr>
+              <w:spacing w:after="0" w:line="240" w:lineRule="auto"/>
+              <w:jc w:val="left"/>
+            </w:pPr>
+            <w:r>
+              <w:rPr>
+                <w:rFonts w:ascii="Arial" w:cs="Arial" w:eastAsia="Arial" w:hAnsi="Arial"/>
+                <w:b/>
+                <w:bCs/>
+                <w:color w:val="FFFFFF"/>
+                <w:sz w:val="22"/>
+                <w:szCs w:val="22"/>
+              </w:rPr>
+              <w:t xml:space="preserve">Trigger Condition</w:t>
+            </w:r>
+          </w:p>
+        </w:tc>
+        <w:tc>
+          <w:tcPr>
+            <w:tcW w:type="dxa" w:w="2760"/>
+            <w:tcBorders>
+              <w:top w:val="single" w:color="CCCCCC" w:sz="1"/>
+              <w:left w:val="single" w:color="CCCCCC" w:sz="1"/>
+              <w:bottom w:val="single" w:color="CCCCCC" w:sz="1"/>
+              <w:right w:val="single" w:color="CCCCCC" w:sz="1"/>
+            </w:tcBorders>
+            <w:shd w:fill="132635" w:val="clear"/>
+            <w:tcMar>
+              <w:top w:type="dxa" w:w="80"/>
+              <w:left w:type="dxa" w:w="120"/>
+              <w:bottom w:type="dxa" w:w="80"/>
+              <w:right w:type="dxa" w:w="120"/>
+            </w:tcMar>
+          </w:tcPr>
+          <w:p>
+            <w:pPr>
+              <w:spacing w:after="0" w:line="240" w:lineRule="auto"/>
+              <w:jc w:val="left"/>
+            </w:pPr>
+            <w:r>
+              <w:rPr>
+                <w:rFonts w:ascii="Arial" w:cs="Arial" w:eastAsia="Arial" w:hAnsi="Arial"/>
+                <w:b/>
+                <w:bCs/>
+                <w:color w:val="FFFFFF"/>
+                <w:sz w:val="22"/>
+                <w:szCs w:val="22"/>
+              </w:rPr>
+              <w:t xml:space="preserve">Resend Window</w:t>
+            </w:r>
+          </w:p>
+        </w:tc>
+      </w:tr>
+      <w:tr>
+        <w:tc>
+          <w:tcPr>
+            <w:tcW w:type="dxa" w:w="2800"/>
+            <w:tcBorders>
+              <w:top w:val="single" w:color="CCCCCC" w:sz="1"/>
+              <w:left w:val="single" w:color="CCCCCC" w:sz="1"/>
+              <w:bottom w:val="single" w:color="CCCCCC" w:sz="1"/>
+              <w:right w:val="single" w:color="CCCCCC" w:sz="1"/>
+            </w:tcBorders>
+            <w:shd w:fill="FFFFFF" w:val="clear"/>
+            <w:tcMar>
+              <w:top w:type="dxa" w:w="80"/>
+              <w:left w:type="dxa" w:w="120"/>
+              <w:bottom w:type="dxa" w:w="80"/>
+              <w:right w:type="dxa" w:w="120"/>
+            </w:tcMar>
+          </w:tcPr>
+          <w:p>
+            <w:pPr>
+              <w:spacing w:after="0" w:line="240" w:lineRule="auto"/>
+              <w:jc w:val="left"/>
+            </w:pPr>
+            <w:r>
+              <w:rPr>
+                <w:rFonts w:ascii="Arial" w:cs="Arial" w:eastAsia="Arial" w:hAnsi="Arial"/>
+                <w:b/>
+                <w:bCs/>
+                <w:color w:val="000000"/>
+                <w:sz w:val="22"/>
+                <w:szCs w:val="22"/>
+              </w:rPr>
+              <w:t xml:space="preserve">Lease Expiry — 30 days</w:t>
+            </w:r>
+          </w:p>
+        </w:tc>
+        <w:tc>
+          <w:tcPr>
+            <w:tcW w:type="dxa" w:w="3800"/>
+            <w:tcBorders>
+              <w:top w:val="single" w:color="CCCCCC" w:sz="1"/>
+              <w:left w:val="single" w:color="CCCCCC" w:sz="1"/>
+              <w:bottom w:val="single" w:color="CCCCCC" w:sz="1"/>
+              <w:right w:val="single" w:color="CCCCCC" w:sz="1"/>
+            </w:tcBorders>
+            <w:shd w:fill="FFFFFF" w:val="clear"/>
+            <w:tcMar>
+              <w:top w:type="dxa" w:w="80"/>
+              <w:left w:type="dxa" w:w="120"/>
+              <w:bottom w:type="dxa" w:w="80"/>
+              <w:right w:type="dxa" w:w="120"/>
+            </w:tcMar>
+          </w:tcPr>
+          <w:p>
+            <w:pPr>
+              <w:spacing w:after="0" w:line="240" w:lineRule="auto"/>
+              <w:jc w:val="left"/>
+            </w:pPr>
+            <w:r>
+              <w:rPr>
+                <w:rFonts w:ascii="Arial" w:cs="Arial" w:eastAsia="Arial" w:hAnsi="Arial"/>
+                <w:b w:val="false"/>
+                <w:bCs w:val="false"/>
+                <w:color w:val="000000"/>
+                <w:sz w:val="22"/>
+                <w:szCs w:val="22"/>
+              </w:rPr>
+              <w:t xml:space="preserve">Tenant lease ends in 30 days or fewer (and more than 7)</w:t>
+            </w:r>
+          </w:p>
+        </w:tc>
+        <w:tc>
+          <w:tcPr>
+            <w:tcW w:type="dxa" w:w="2760"/>
+            <w:tcBorders>
+              <w:top w:val="single" w:color="CCCCCC" w:sz="1"/>
+              <w:left w:val="single" w:color="CCCCCC" w:sz="1"/>
+              <w:bottom w:val="single" w:color="CCCCCC" w:sz="1"/>
+              <w:right w:val="single" w:color="CCCCCC" w:sz="1"/>
+            </w:tcBorders>
+            <w:shd w:fill="FFFFFF" w:val="clear"/>
+            <w:tcMar>
+              <w:top w:type="dxa" w:w="80"/>
+              <w:left w:type="dxa" w:w="120"/>
+              <w:bottom w:type="dxa" w:w="80"/>
+              <w:right w:type="dxa" w:w="120"/>
+            </w:tcMar>
+          </w:tcPr>
+          <w:p>
+            <w:pPr>
+              <w:spacing w:after="0" w:line="240" w:lineRule="auto"/>
+              <w:jc w:val="left"/>
+            </w:pPr>
+            <w:r>
+              <w:rPr>
+                <w:rFonts w:ascii="Arial" w:cs="Arial" w:eastAsia="Arial" w:hAnsi="Arial"/>
+                <w:b w:val="false"/>
+                <w:bCs w:val="false"/>
+                <w:color w:val="000000"/>
+                <w:sz w:val="22"/>
+                <w:szCs w:val="22"/>
+              </w:rPr>
+              <w:t xml:space="preserve">Once per 20 days</w:t>
+            </w:r>
+          </w:p>
+        </w:tc>
+      </w:tr>
+      <w:tr>
+        <w:tc>
+          <w:tcPr>
+            <w:tcW w:type="dxa" w:w="2800"/>
+            <w:tcBorders>
+              <w:top w:val="single" w:color="CCCCCC" w:sz="1"/>
+              <w:left w:val="single" w:color="CCCCCC" w:sz="1"/>
+              <w:bottom w:val="single" w:color="CCCCCC" w:sz="1"/>
+              <w:right w:val="single" w:color="CCCCCC" w:sz="1"/>
+            </w:tcBorders>
+            <w:shd w:fill="F2F2F2" w:val="clear"/>
+            <w:tcMar>
+              <w:top w:type="dxa" w:w="80"/>
+              <w:left w:type="dxa" w:w="120"/>
+              <w:bottom w:type="dxa" w:w="80"/>
+              <w:right w:type="dxa" w:w="120"/>
+            </w:tcMar>
+          </w:tcPr>
+          <w:p>
+            <w:pPr>
+              <w:spacing w:after="0" w:line="240" w:lineRule="auto"/>
+              <w:jc w:val="left"/>
+            </w:pPr>
+            <w:r>
+              <w:rPr>
+                <w:rFonts w:ascii="Arial" w:cs="Arial" w:eastAsia="Arial" w:hAnsi="Arial"/>
+                <w:b/>
+                <w:bCs/>
+                <w:color w:val="000000"/>
+                <w:sz w:val="22"/>
+                <w:szCs w:val="22"/>
+              </w:rPr>
+              <w:t xml:space="preserve">Lease Expiry — 7 days</w:t>
+            </w:r>
+          </w:p>
+        </w:tc>
+        <w:tc>
+          <w:tcPr>
+            <w:tcW w:type="dxa" w:w="3800"/>
+            <w:tcBorders>
+              <w:top w:val="single" w:color="CCCCCC" w:sz="1"/>
+              <w:left w:val="single" w:color="CCCCCC" w:sz="1"/>
+              <w:bottom w:val="single" w:color="CCCCCC" w:sz="1"/>
+              <w:right w:val="single" w:color="CCCCCC" w:sz="1"/>
+            </w:tcBorders>
+            <w:shd w:fill="F2F2F2" w:val="clear"/>
+            <w:tcMar>
+              <w:top w:type="dxa" w:w="80"/>
+              <w:left w:type="dxa" w:w="120"/>
+              <w:bottom w:type="dxa" w:w="80"/>
+              <w:right w:type="dxa" w:w="120"/>
+            </w:tcMar>
+          </w:tcPr>
+          <w:p>
+            <w:pPr>
+              <w:spacing w:after="0" w:line="240" w:lineRule="auto"/>
+              <w:jc w:val="left"/>
+            </w:pPr>
+            <w:r>
+              <w:rPr>
+                <w:rFonts w:ascii="Arial" w:cs="Arial" w:eastAsia="Arial" w:hAnsi="Arial"/>
+                <w:b w:val="false"/>
+                <w:bCs w:val="false"/>
+                <w:color w:val="000000"/>
+                <w:sz w:val="22"/>
+                <w:szCs w:val="22"/>
+              </w:rPr>
+              <w:t xml:space="preserve">Tenant lease ends in 7 days or fewer</w:t>
+            </w:r>
+          </w:p>
+        </w:tc>
+        <w:tc>
+          <w:tcPr>
+            <w:tcW w:type="dxa" w:w="2760"/>
+            <w:tcBorders>
+              <w:top w:val="single" w:color="CCCCCC" w:sz="1"/>
+              <w:left w:val="single" w:color="CCCCCC" w:sz="1"/>
+              <w:bottom w:val="single" w:color="CCCCCC" w:sz="1"/>
+              <w:right w:val="single" w:color="CCCCCC" w:sz="1"/>
+            </w:tcBorders>
+            <w:shd w:fill="F2F2F2" w:val="clear"/>
+            <w:tcMar>
+              <w:top w:type="dxa" w:w="80"/>
+              <w:left w:type="dxa" w:w="120"/>
+              <w:bottom w:type="dxa" w:w="80"/>
+              <w:right w:type="dxa" w:w="120"/>
+            </w:tcMar>
+          </w:tcPr>
+          <w:p>
+            <w:pPr>
+              <w:spacing w:after="0" w:line="240" w:lineRule="auto"/>
+              <w:jc w:val="left"/>
+            </w:pPr>
+            <w:r>
+              <w:rPr>
+                <w:rFonts w:ascii="Arial" w:cs="Arial" w:eastAsia="Arial" w:hAnsi="Arial"/>
+                <w:b w:val="false"/>
+                <w:bCs w:val="false"/>
+                <w:color w:val="000000"/>
+                <w:sz w:val="22"/>
+                <w:szCs w:val="22"/>
+              </w:rPr>
+              <w:t xml:space="preserve">Once per 6 days</w:t>
+            </w:r>
+          </w:p>
+        </w:tc>
+      </w:tr>
+      <w:tr>
+        <w:tc>
+          <w:tcPr>
+            <w:tcW w:type="dxa" w:w="2800"/>
+            <w:tcBorders>
+              <w:top w:val="single" w:color="CCCCCC" w:sz="1"/>
+              <w:left w:val="single" w:color="CCCCCC" w:sz="1"/>
+              <w:bottom w:val="single" w:color="CCCCCC" w:sz="1"/>
+              <w:right w:val="single" w:color="CCCCCC" w:sz="1"/>
+            </w:tcBorders>
+            <w:shd w:fill="FFFFFF" w:val="clear"/>
+            <w:tcMar>
+              <w:top w:type="dxa" w:w="80"/>
+              <w:left w:type="dxa" w:w="120"/>
+              <w:bottom w:type="dxa" w:w="80"/>
+              <w:right w:type="dxa" w:w="120"/>
+            </w:tcMar>
+          </w:tcPr>
+          <w:p>
+            <w:pPr>
+              <w:spacing w:after="0" w:line="240" w:lineRule="auto"/>
+              <w:jc w:val="left"/>
+            </w:pPr>
+            <w:r>
+              <w:rPr>
+                <w:rFonts w:ascii="Arial" w:cs="Arial" w:eastAsia="Arial" w:hAnsi="Arial"/>
+                <w:b/>
+                <w:bCs/>
+                <w:color w:val="000000"/>
+                <w:sz w:val="22"/>
+                <w:szCs w:val="22"/>
+              </w:rPr>
+              <w:t xml:space="preserve">Invoice Overdue</w:t>
+            </w:r>
+          </w:p>
+        </w:tc>
+        <w:tc>
+          <w:tcPr>
+            <w:tcW w:type="dxa" w:w="3800"/>
+            <w:tcBorders>
+              <w:top w:val="single" w:color="CCCCCC" w:sz="1"/>
+              <w:left w:val="single" w:color="CCCCCC" w:sz="1"/>
+              <w:bottom w:val="single" w:color="CCCCCC" w:sz="1"/>
+              <w:right w:val="single" w:color="CCCCCC" w:sz="1"/>
+            </w:tcBorders>
+            <w:shd w:fill="FFFFFF" w:val="clear"/>
+            <w:tcMar>
+              <w:top w:type="dxa" w:w="80"/>
+              <w:left w:type="dxa" w:w="120"/>
+              <w:bottom w:type="dxa" w:w="80"/>
+              <w:right w:type="dxa" w:w="120"/>
+            </w:tcMar>
+          </w:tcPr>
+          <w:p>
+            <w:pPr>
+              <w:spacing w:after="0" w:line="240" w:lineRule="auto"/>
+              <w:jc w:val="left"/>
+            </w:pPr>
+            <w:r>
+              <w:rPr>
+                <w:rFonts w:ascii="Arial" w:cs="Arial" w:eastAsia="Arial" w:hAnsi="Arial"/>
+                <w:b w:val="false"/>
+                <w:bCs w:val="false"/>
+                <w:color w:val="000000"/>
+                <w:sz w:val="22"/>
+                <w:szCs w:val="22"/>
+              </w:rPr>
+              <w:t xml:space="preserve">Invoice unpaid and past due date by 7+ days</w:t>
+            </w:r>
+          </w:p>
+        </w:tc>
+        <w:tc>
+          <w:tcPr>
+            <w:tcW w:type="dxa" w:w="2760"/>
+            <w:tcBorders>
+              <w:top w:val="single" w:color="CCCCCC" w:sz="1"/>
+              <w:left w:val="single" w:color="CCCCCC" w:sz="1"/>
+              <w:bottom w:val="single" w:color="CCCCCC" w:sz="1"/>
+              <w:right w:val="single" w:color="CCCCCC" w:sz="1"/>
+            </w:tcBorders>
+            <w:shd w:fill="FFFFFF" w:val="clear"/>
+            <w:tcMar>
+              <w:top w:type="dxa" w:w="80"/>
+              <w:left w:type="dxa" w:w="120"/>
+              <w:bottom w:type="dxa" w:w="80"/>
+              <w:right w:type="dxa" w:w="120"/>
+            </w:tcMar>
+          </w:tcPr>
+          <w:p>
+            <w:pPr>
+              <w:spacing w:after="0" w:line="240" w:lineRule="auto"/>
+              <w:jc w:val="left"/>
+            </w:pPr>
+            <w:r>
+              <w:rPr>
+                <w:rFonts w:ascii="Arial" w:cs="Arial" w:eastAsia="Arial" w:hAnsi="Arial"/>
+                <w:b w:val="false"/>
+                <w:bCs w:val="false"/>
+                <w:color w:val="000000"/>
+                <w:sz w:val="22"/>
+                <w:szCs w:val="22"/>
+              </w:rPr>
+              <w:t xml:space="preserve">Once per 7 days</w:t>
+            </w:r>
+          </w:p>
+        </w:tc>
+      </w:tr>
+      <w:tr>
+        <w:tc>
+          <w:tcPr>
+            <w:tcW w:type="dxa" w:w="2800"/>
+            <w:tcBorders>
+              <w:top w:val="single" w:color="CCCCCC" w:sz="1"/>
+              <w:left w:val="single" w:color="CCCCCC" w:sz="1"/>
+              <w:bottom w:val="single" w:color="CCCCCC" w:sz="1"/>
+              <w:right w:val="single" w:color="CCCCCC" w:sz="1"/>
+            </w:tcBorders>
+            <w:shd w:fill="F2F2F2" w:val="clear"/>
+            <w:tcMar>
+              <w:top w:type="dxa" w:w="80"/>
+              <w:left w:type="dxa" w:w="120"/>
+              <w:bottom w:type="dxa" w:w="80"/>
+              <w:right w:type="dxa" w:w="120"/>
+            </w:tcMar>
+          </w:tcPr>
+          <w:p>
+            <w:pPr>
+              <w:spacing w:after="0" w:line="240" w:lineRule="auto"/>
+              <w:jc w:val="left"/>
+            </w:pPr>
+            <w:r>
+              <w:rPr>
+                <w:rFonts w:ascii="Arial" w:cs="Arial" w:eastAsia="Arial" w:hAnsi="Arial"/>
+                <w:b/>
+                <w:bCs/>
+                <w:color w:val="000000"/>
+                <w:sz w:val="22"/>
+                <w:szCs w:val="22"/>
+              </w:rPr>
+              <w:t xml:space="preserve">Compliance Cert — 30 days</w:t>
+            </w:r>
+          </w:p>
+        </w:tc>
+        <w:tc>
+          <w:tcPr>
+            <w:tcW w:type="dxa" w:w="3800"/>
+            <w:tcBorders>
+              <w:top w:val="single" w:color="CCCCCC" w:sz="1"/>
+              <w:left w:val="single" w:color="CCCCCC" w:sz="1"/>
+              <w:bottom w:val="single" w:color="CCCCCC" w:sz="1"/>
+              <w:right w:val="single" w:color="CCCCCC" w:sz="1"/>
+            </w:tcBorders>
+            <w:shd w:fill="F2F2F2" w:val="clear"/>
+            <w:tcMar>
+              <w:top w:type="dxa" w:w="80"/>
+              <w:left w:type="dxa" w:w="120"/>
+              <w:bottom w:type="dxa" w:w="80"/>
+              <w:right w:type="dxa" w:w="120"/>
+            </w:tcMar>
+          </w:tcPr>
+          <w:p>
+            <w:pPr>
+              <w:spacing w:after="0" w:line="240" w:lineRule="auto"/>
+              <w:jc w:val="left"/>
+            </w:pPr>
+            <w:r>
+              <w:rPr>
+                <w:rFonts w:ascii="Arial" w:cs="Arial" w:eastAsia="Arial" w:hAnsi="Arial"/>
+                <w:b w:val="false"/>
+                <w:bCs w:val="false"/>
+                <w:color w:val="000000"/>
+                <w:sz w:val="22"/>
+                <w:szCs w:val="22"/>
+              </w:rPr>
+              <w:t xml:space="preserve">Certificate expires in 30 days or fewer (and more than 7)</w:t>
+            </w:r>
+          </w:p>
+        </w:tc>
+        <w:tc>
+          <w:tcPr>
+            <w:tcW w:type="dxa" w:w="2760"/>
+            <w:tcBorders>
+              <w:top w:val="single" w:color="CCCCCC" w:sz="1"/>
+              <w:left w:val="single" w:color="CCCCCC" w:sz="1"/>
+              <w:bottom w:val="single" w:color="CCCCCC" w:sz="1"/>
+              <w:right w:val="single" w:color="CCCCCC" w:sz="1"/>
+            </w:tcBorders>
+            <w:shd w:fill="F2F2F2" w:val="clear"/>
+            <w:tcMar>
+              <w:top w:type="dxa" w:w="80"/>
+              <w:left w:type="dxa" w:w="120"/>
+              <w:bottom w:type="dxa" w:w="80"/>
+              <w:right w:type="dxa" w:w="120"/>
+            </w:tcMar>
+          </w:tcPr>
+          <w:p>
+            <w:pPr>
+              <w:spacing w:after="0" w:line="240" w:lineRule="auto"/>
+              <w:jc w:val="left"/>
+            </w:pPr>
+            <w:r>
+              <w:rPr>
+                <w:rFonts w:ascii="Arial" w:cs="Arial" w:eastAsia="Arial" w:hAnsi="Arial"/>
+                <w:b w:val="false"/>
+                <w:bCs w:val="false"/>
+                <w:color w:val="000000"/>
+                <w:sz w:val="22"/>
+                <w:szCs w:val="22"/>
+              </w:rPr>
+              <w:t xml:space="preserve">Once per 20 days</w:t>
+            </w:r>
+          </w:p>
+        </w:tc>
+      </w:tr>
+      <w:tr>
+        <w:tc>
+          <w:tcPr>
+            <w:tcW w:type="dxa" w:w="2800"/>
+            <w:tcBorders>
+              <w:top w:val="single" w:color="CCCCCC" w:sz="1"/>
+              <w:left w:val="single" w:color="CCCCCC" w:sz="1"/>
+              <w:bottom w:val="single" w:color="CCCCCC" w:sz="1"/>
+              <w:right w:val="single" w:color="CCCCCC" w:sz="1"/>
+            </w:tcBorders>
+            <w:shd w:fill="FFFFFF" w:val="clear"/>
+            <w:tcMar>
+              <w:top w:type="dxa" w:w="80"/>
+              <w:left w:type="dxa" w:w="120"/>
+              <w:bottom w:type="dxa" w:w="80"/>
+              <w:right w:type="dxa" w:w="120"/>
+            </w:tcMar>
+          </w:tcPr>
+          <w:p>
+            <w:pPr>
+              <w:spacing w:after="0" w:line="240" w:lineRule="auto"/>
+              <w:jc w:val="left"/>
+            </w:pPr>
+            <w:r>
+              <w:rPr>
+                <w:rFonts w:ascii="Arial" w:cs="Arial" w:eastAsia="Arial" w:hAnsi="Arial"/>
+                <w:b/>
+                <w:bCs/>
+                <w:color w:val="000000"/>
+                <w:sz w:val="22"/>
+                <w:szCs w:val="22"/>
+              </w:rPr>
+              <w:t xml:space="preserve">Compliance Cert — 7 days</w:t>
+            </w:r>
+          </w:p>
+        </w:tc>
+        <w:tc>
+          <w:tcPr>
+            <w:tcW w:type="dxa" w:w="3800"/>
+            <w:tcBorders>
+              <w:top w:val="single" w:color="CCCCCC" w:sz="1"/>
+              <w:left w:val="single" w:color="CCCCCC" w:sz="1"/>
+              <w:bottom w:val="single" w:color="CCCCCC" w:sz="1"/>
+              <w:right w:val="single" w:color="CCCCCC" w:sz="1"/>
+            </w:tcBorders>
+            <w:shd w:fill="FFFFFF" w:val="clear"/>
+            <w:tcMar>
+              <w:top w:type="dxa" w:w="80"/>
+              <w:left w:type="dxa" w:w="120"/>
+              <w:bottom w:type="dxa" w:w="80"/>
+              <w:right w:type="dxa" w:w="120"/>
+            </w:tcMar>
+          </w:tcPr>
+          <w:p>
+            <w:pPr>
+              <w:spacing w:after="0" w:line="240" w:lineRule="auto"/>
+              <w:jc w:val="left"/>
+            </w:pPr>
+            <w:r>
+              <w:rPr>
+                <w:rFonts w:ascii="Arial" w:cs="Arial" w:eastAsia="Arial" w:hAnsi="Arial"/>
+                <w:b w:val="false"/>
+                <w:bCs w:val="false"/>
+                <w:color w:val="000000"/>
+                <w:sz w:val="22"/>
+                <w:szCs w:val="22"/>
+              </w:rPr>
+              <w:t xml:space="preserve">Certificate expires in 7 days or fewer</w:t>
+            </w:r>
+          </w:p>
+        </w:tc>
+        <w:tc>
+          <w:tcPr>
+            <w:tcW w:type="dxa" w:w="2760"/>
+            <w:tcBorders>
+              <w:top w:val="single" w:color="CCCCCC" w:sz="1"/>
+              <w:left w:val="single" w:color="CCCCCC" w:sz="1"/>
+              <w:bottom w:val="single" w:color="CCCCCC" w:sz="1"/>
+              <w:right w:val="single" w:color="CCCCCC" w:sz="1"/>
+            </w:tcBorders>
+            <w:shd w:fill="FFFFFF" w:val="clear"/>
+            <w:tcMar>
+              <w:top w:type="dxa" w:w="80"/>
+              <w:left w:type="dxa" w:w="120"/>
+              <w:bottom w:type="dxa" w:w="80"/>
+              <w:right w:type="dxa" w:w="120"/>
+            </w:tcMar>
+          </w:tcPr>
+          <w:p>
+            <w:pPr>
+              <w:spacing w:after="0" w:line="240" w:lineRule="auto"/>
+              <w:jc w:val="left"/>
+            </w:pPr>
+            <w:r>
+              <w:rPr>
+                <w:rFonts w:ascii="Arial" w:cs="Arial" w:eastAsia="Arial" w:hAnsi="Arial"/>
+                <w:b w:val="false"/>
+                <w:bCs w:val="false"/>
+                <w:color w:val="000000"/>
+                <w:sz w:val="22"/>
+                <w:szCs w:val="22"/>
+              </w:rPr>
+              <w:t xml:space="preserve">Once per 6 days</w:t>
+            </w:r>
+          </w:p>
+        </w:tc>
+      </w:tr>
+      <w:tr>
+        <w:tc>
+          <w:tcPr>
+            <w:tcW w:type="dxa" w:w="2800"/>
+            <w:tcBorders>
+              <w:top w:val="single" w:color="CCCCCC" w:sz="1"/>
+              <w:left w:val="single" w:color="CCCCCC" w:sz="1"/>
+              <w:bottom w:val="single" w:color="CCCCCC" w:sz="1"/>
+              <w:right w:val="single" w:color="CCCCCC" w:sz="1"/>
+            </w:tcBorders>
+            <w:shd w:fill="F2F2F2" w:val="clear"/>
+            <w:tcMar>
+              <w:top w:type="dxa" w:w="80"/>
+              <w:left w:type="dxa" w:w="120"/>
+              <w:bottom w:type="dxa" w:w="80"/>
+              <w:right w:type="dxa" w:w="120"/>
+            </w:tcMar>
+          </w:tcPr>
+          <w:p>
+            <w:pPr>
+              <w:spacing w:after="0" w:line="240" w:lineRule="auto"/>
+              <w:jc w:val="left"/>
+            </w:pPr>
+            <w:r>
+              <w:rPr>
+                <w:rFonts w:ascii="Arial" w:cs="Arial" w:eastAsia="Arial" w:hAnsi="Arial"/>
+                <w:b/>
+                <w:bCs/>
+                <w:color w:val="000000"/>
+                <w:sz w:val="22"/>
+                <w:szCs w:val="22"/>
+              </w:rPr>
+              <w:t xml:space="preserve">Insurance Renewal — 30 days</w:t>
+            </w:r>
+          </w:p>
+        </w:tc>
+        <w:tc>
+          <w:tcPr>
+            <w:tcW w:type="dxa" w:w="3800"/>
+            <w:tcBorders>
+              <w:top w:val="single" w:color="CCCCCC" w:sz="1"/>
+              <w:left w:val="single" w:color="CCCCCC" w:sz="1"/>
+              <w:bottom w:val="single" w:color="CCCCCC" w:sz="1"/>
+              <w:right w:val="single" w:color="CCCCCC" w:sz="1"/>
+            </w:tcBorders>
+            <w:shd w:fill="F2F2F2" w:val="clear"/>
+            <w:tcMar>
+              <w:top w:type="dxa" w:w="80"/>
+              <w:left w:type="dxa" w:w="120"/>
+              <w:bottom w:type="dxa" w:w="80"/>
+              <w:right w:type="dxa" w:w="120"/>
+            </w:tcMar>
+          </w:tcPr>
+          <w:p>
+            <w:pPr>
+              <w:spacing w:after="0" w:line="240" w:lineRule="auto"/>
+              <w:jc w:val="left"/>
+            </w:pPr>
+            <w:r>
+              <w:rPr>
+                <w:rFonts w:ascii="Arial" w:cs="Arial" w:eastAsia="Arial" w:hAnsi="Arial"/>
+                <w:b w:val="false"/>
+                <w:bCs w:val="false"/>
+                <w:color w:val="000000"/>
+                <w:sz w:val="22"/>
+                <w:szCs w:val="22"/>
+              </w:rPr>
+              <w:t xml:space="preserve">Insurance policy ends in 30 days or fewer (and &gt; 7)</w:t>
+            </w:r>
+          </w:p>
+        </w:tc>
+        <w:tc>
+          <w:tcPr>
+            <w:tcW w:type="dxa" w:w="2760"/>
+            <w:tcBorders>
+              <w:top w:val="single" w:color="CCCCCC" w:sz="1"/>
+              <w:left w:val="single" w:color="CCCCCC" w:sz="1"/>
+              <w:bottom w:val="single" w:color="CCCCCC" w:sz="1"/>
+              <w:right w:val="single" w:color="CCCCCC" w:sz="1"/>
+            </w:tcBorders>
+            <w:shd w:fill="F2F2F2" w:val="clear"/>
+            <w:tcMar>
+              <w:top w:type="dxa" w:w="80"/>
+              <w:left w:type="dxa" w:w="120"/>
+              <w:bottom w:type="dxa" w:w="80"/>
+              <w:right w:type="dxa" w:w="120"/>
+            </w:tcMar>
+          </w:tcPr>
+          <w:p>
+            <w:pPr>
+              <w:spacing w:after="0" w:line="240" w:lineRule="auto"/>
+              <w:jc w:val="left"/>
+            </w:pPr>
+            <w:r>
+              <w:rPr>
+                <w:rFonts w:ascii="Arial" w:cs="Arial" w:eastAsia="Arial" w:hAnsi="Arial"/>
+                <w:b w:val="false"/>
+                <w:bCs w:val="false"/>
+                <w:color w:val="000000"/>
+                <w:sz w:val="22"/>
+                <w:szCs w:val="22"/>
+              </w:rPr>
+              <w:t xml:space="preserve">Once per 20 days</w:t>
+            </w:r>
+          </w:p>
+        </w:tc>
+      </w:tr>
+      <w:tr>
+        <w:tc>
+          <w:tcPr>
+            <w:tcW w:type="dxa" w:w="2800"/>
+            <w:tcBorders>
+              <w:top w:val="single" w:color="CCCCCC" w:sz="1"/>
+              <w:left w:val="single" w:color="CCCCCC" w:sz="1"/>
+              <w:bottom w:val="single" w:color="CCCCCC" w:sz="1"/>
+              <w:right w:val="single" w:color="CCCCCC" w:sz="1"/>
+            </w:tcBorders>
+            <w:shd w:fill="FFFFFF" w:val="clear"/>
+            <w:tcMar>
+              <w:top w:type="dxa" w:w="80"/>
+              <w:left w:type="dxa" w:w="120"/>
+              <w:bottom w:type="dxa" w:w="80"/>
+              <w:right w:type="dxa" w:w="120"/>
+            </w:tcMar>
+          </w:tcPr>
+          <w:p>
+            <w:pPr>
+              <w:spacing w:after="0" w:line="240" w:lineRule="auto"/>
+              <w:jc w:val="left"/>
+            </w:pPr>
+            <w:r>
+              <w:rPr>
+                <w:rFonts w:ascii="Arial" w:cs="Arial" w:eastAsia="Arial" w:hAnsi="Arial"/>
+                <w:b/>
+                <w:bCs/>
+                <w:color w:val="000000"/>
+                <w:sz w:val="22"/>
+                <w:szCs w:val="22"/>
+              </w:rPr>
+              <w:t xml:space="preserve">Insurance Renewal — 7 days</w:t>
+            </w:r>
+          </w:p>
+        </w:tc>
+        <w:tc>
+          <w:tcPr>
+            <w:tcW w:type="dxa" w:w="3800"/>
+            <w:tcBorders>
+              <w:top w:val="single" w:color="CCCCCC" w:sz="1"/>
+              <w:left w:val="single" w:color="CCCCCC" w:sz="1"/>
+              <w:bottom w:val="single" w:color="CCCCCC" w:sz="1"/>
+              <w:right w:val="single" w:color="CCCCCC" w:sz="1"/>
+            </w:tcBorders>
+            <w:shd w:fill="FFFFFF" w:val="clear"/>
+            <w:tcMar>
+              <w:top w:type="dxa" w:w="80"/>
+              <w:left w:type="dxa" w:w="120"/>
+              <w:bottom w:type="dxa" w:w="80"/>
+              <w:right w:type="dxa" w:w="120"/>
+            </w:tcMar>
+          </w:tcPr>
+          <w:p>
+            <w:pPr>
+              <w:spacing w:after="0" w:line="240" w:lineRule="auto"/>
+              <w:jc w:val="left"/>
+            </w:pPr>
+            <w:r>
+              <w:rPr>
+                <w:rFonts w:ascii="Arial" w:cs="Arial" w:eastAsia="Arial" w:hAnsi="Arial"/>
+                <w:b w:val="false"/>
+                <w:bCs w:val="false"/>
+                <w:color w:val="000000"/>
+                <w:sz w:val="22"/>
+                <w:szCs w:val="22"/>
+              </w:rPr>
+              <w:t xml:space="preserve">Insurance policy ends in 7 days or fewer</w:t>
+            </w:r>
+          </w:p>
+        </w:tc>
+        <w:tc>
+          <w:tcPr>
+            <w:tcW w:type="dxa" w:w="2760"/>
+            <w:tcBorders>
+              <w:top w:val="single" w:color="CCCCCC" w:sz="1"/>
+              <w:left w:val="single" w:color="CCCCCC" w:sz="1"/>
+              <w:bottom w:val="single" w:color="CCCCCC" w:sz="1"/>
+              <w:right w:val="single" w:color="CCCCCC" w:sz="1"/>
+            </w:tcBorders>
+            <w:shd w:fill="FFFFFF" w:val="clear"/>
+            <w:tcMar>
+              <w:top w:type="dxa" w:w="80"/>
+              <w:left w:type="dxa" w:w="120"/>
+              <w:bottom w:type="dxa" w:w="80"/>
+              <w:right w:type="dxa" w:w="120"/>
+            </w:tcMar>
+          </w:tcPr>
+          <w:p>
+            <w:pPr>
+              <w:spacing w:after="0" w:line="240" w:lineRule="auto"/>
+              <w:jc w:val="left"/>
+            </w:pPr>
+            <w:r>
+              <w:rPr>
+                <w:rFonts w:ascii="Arial" w:cs="Arial" w:eastAsia="Arial" w:hAnsi="Arial"/>
+                <w:b w:val="false"/>
+                <w:bCs w:val="false"/>
+                <w:color w:val="000000"/>
+                <w:sz w:val="22"/>
+                <w:szCs w:val="22"/>
+              </w:rPr>
+              <w:t xml:space="preserve">Once per 6 days</w:t>
+            </w:r>
+          </w:p>
+        </w:tc>
+      </w:tr>
+      <w:tr>
+        <w:tc>
+          <w:tcPr>
+            <w:tcW w:type="dxa" w:w="2800"/>
+            <w:tcBorders>
+              <w:top w:val="single" w:color="CCCCCC" w:sz="1"/>
+              <w:left w:val="single" w:color="CCCCCC" w:sz="1"/>
+              <w:bottom w:val="single" w:color="CCCCCC" w:sz="1"/>
+              <w:right w:val="single" w:color="CCCCCC" w:sz="1"/>
+            </w:tcBorders>
+            <w:shd w:fill="F2F2F2" w:val="clear"/>
+            <w:tcMar>
+              <w:top w:type="dxa" w:w="80"/>
+              <w:left w:type="dxa" w:w="120"/>
+              <w:bottom w:type="dxa" w:w="80"/>
+              <w:right w:type="dxa" w:w="120"/>
+            </w:tcMar>
+          </w:tcPr>
+          <w:p>
+            <w:pPr>
+              <w:spacing w:after="0" w:line="240" w:lineRule="auto"/>
+              <w:jc w:val="left"/>
+            </w:pPr>
+            <w:r>
+              <w:rPr>
+                <w:rFonts w:ascii="Arial" w:cs="Arial" w:eastAsia="Arial" w:hAnsi="Arial"/>
+                <w:b/>
+                <w:bCs/>
+                <w:color w:val="000000"/>
+                <w:sz w:val="22"/>
+                <w:szCs w:val="22"/>
+              </w:rPr>
+              <w:t xml:space="preserve">Urgent Maintenance Stale</w:t>
+            </w:r>
+          </w:p>
+        </w:tc>
+        <w:tc>
+          <w:tcPr>
+            <w:tcW w:type="dxa" w:w="3800"/>
+            <w:tcBorders>
+              <w:top w:val="single" w:color="CCCCCC" w:sz="1"/>
+              <w:left w:val="single" w:color="CCCCCC" w:sz="1"/>
+              <w:bottom w:val="single" w:color="CCCCCC" w:sz="1"/>
+              <w:right w:val="single" w:color="CCCCCC" w:sz="1"/>
+            </w:tcBorders>
+            <w:shd w:fill="F2F2F2" w:val="clear"/>
+            <w:tcMar>
+              <w:top w:type="dxa" w:w="80"/>
+              <w:left w:type="dxa" w:w="120"/>
+              <w:bottom w:type="dxa" w:w="80"/>
+              <w:right w:type="dxa" w:w="120"/>
+            </w:tcMar>
+          </w:tcPr>
+          <w:p>
+            <w:pPr>
+              <w:spacing w:after="0" w:line="240" w:lineRule="auto"/>
+              <w:jc w:val="left"/>
+            </w:pPr>
+            <w:r>
+              <w:rPr>
+                <w:rFonts w:ascii="Arial" w:cs="Arial" w:eastAsia="Arial" w:hAnsi="Arial"/>
+                <w:b w:val="false"/>
+                <w:bCs w:val="false"/>
+                <w:color w:val="000000"/>
+                <w:sz w:val="22"/>
+                <w:szCs w:val="22"/>
+              </w:rPr>
+              <w:t xml:space="preserve">URGENT job still OPEN after 4+ hours</w:t>
+            </w:r>
+          </w:p>
+        </w:tc>
+        <w:tc>
+          <w:tcPr>
+            <w:tcW w:type="dxa" w:w="2760"/>
+            <w:tcBorders>
+              <w:top w:val="single" w:color="CCCCCC" w:sz="1"/>
+              <w:left w:val="single" w:color="CCCCCC" w:sz="1"/>
+              <w:bottom w:val="single" w:color="CCCCCC" w:sz="1"/>
+              <w:right w:val="single" w:color="CCCCCC" w:sz="1"/>
+            </w:tcBorders>
+            <w:shd w:fill="F2F2F2" w:val="clear"/>
+            <w:tcMar>
+              <w:top w:type="dxa" w:w="80"/>
+              <w:left w:type="dxa" w:w="120"/>
+              <w:bottom w:type="dxa" w:w="80"/>
+              <w:right w:type="dxa" w:w="120"/>
+            </w:tcMar>
+          </w:tcPr>
+          <w:p>
+            <w:pPr>
+              <w:spacing w:after="0" w:line="240" w:lineRule="auto"/>
+              <w:jc w:val="left"/>
+            </w:pPr>
+            <w:r>
+              <w:rPr>
+                <w:rFonts w:ascii="Arial" w:cs="Arial" w:eastAsia="Arial" w:hAnsi="Arial"/>
+                <w:b w:val="false"/>
+                <w:bCs w:val="false"/>
+                <w:color w:val="000000"/>
+                <w:sz w:val="22"/>
+                <w:szCs w:val="22"/>
+              </w:rPr>
+              <w:t xml:space="preserve">Once per day</w:t>
+            </w:r>
+          </w:p>
+        </w:tc>
+      </w:tr>
+    </w:tbl>
+    <w:p>
+      <w:pPr>
+        <w:spacing w:after="80"/>
+      </w:pPr>
+      <w:r>
+        <w:t xml:space="preserve"/>
+      </w:r>
+    </w:p>
+    <w:p>
+      <w:pPr>
+        <w:pStyle w:val="Heading2"/>
+        <w:spacing w:after="160" w:before="300"/>
+      </w:pPr>
+      <w:r>
+        <w:rPr>
+          <w:rFonts w:ascii="Arial" w:cs="Arial" w:eastAsia="Arial" w:hAnsi="Arial"/>
+          <w:b/>
+          <w:bCs/>
+          <w:color w:val="1F4E79"/>
+          <w:sz w:val="28"/>
+          <w:szCs w:val="28"/>
+        </w:rPr>
+        <w:t xml:space="preserve">13.4 Preventing Duplicate Alerts</w:t>
+      </w:r>
+    </w:p>
+    <w:p>
+      <w:pPr>
+        <w:spacing w:after="120" w:line="276" w:lineRule="auto"/>
+      </w:pPr>
+      <w:r>
+        <w:rPr>
+          <w:rFonts w:ascii="Arial" w:cs="Arial" w:eastAsia="Arial" w:hAnsi="Arial"/>
+          <w:sz w:val="24"/>
+          <w:szCs w:val="24"/>
+        </w:rPr>
+        <w:t xml:space="preserve">Every sent notification is recorded in the database. Before sending, each check asks: 'Did we already send this exact alert within the resend window?' If yes, the alert is skipped. This means:</w:t>
+      </w:r>
+    </w:p>
+    <w:p>
+      <w:pPr>
+        <w:pStyle w:val="ListParagraph"/>
+        <w:numPr>
+          <w:ilvl w:val="0"/>
+          <w:numId w:val="2"/>
+        </w:numPr>
+        <w:spacing w:after="80" w:line="276" w:lineRule="auto"/>
+      </w:pPr>
+      <w:r>
+        <w:rPr>
+          <w:rFonts w:ascii="Arial" w:cs="Arial" w:eastAsia="Arial" w:hAnsi="Arial"/>
+          <w:sz w:val="24"/>
+          <w:szCs w:val="24"/>
+        </w:rPr>
+        <w:t xml:space="preserve">A lease expiring in 25 days triggers a 30-day alert once, then stays quiet until the 7-day window.</w:t>
+      </w:r>
+    </w:p>
+    <w:p>
+      <w:pPr>
+        <w:pStyle w:val="ListParagraph"/>
+        <w:numPr>
+          <w:ilvl w:val="0"/>
+          <w:numId w:val="2"/>
+        </w:numPr>
+        <w:spacing w:after="80" w:line="276" w:lineRule="auto"/>
+      </w:pPr>
+      <w:r>
+        <w:rPr>
+          <w:rFonts w:ascii="Arial" w:cs="Arial" w:eastAsia="Arial" w:hAnsi="Arial"/>
+          <w:sz w:val="24"/>
+          <w:szCs w:val="24"/>
+        </w:rPr>
+        <w:t xml:space="preserve">An overdue invoice is re-alerted weekly until it is marked as paid.</w:t>
+      </w:r>
+    </w:p>
+    <w:p>
+      <w:pPr>
+        <w:pStyle w:val="ListParagraph"/>
+        <w:numPr>
+          <w:ilvl w:val="0"/>
+          <w:numId w:val="2"/>
+        </w:numPr>
+        <w:spacing w:after="80" w:line="276" w:lineRule="auto"/>
+      </w:pPr>
+      <w:r>
+        <w:rPr>
+          <w:rFonts w:ascii="Arial" w:cs="Arial" w:eastAsia="Arial" w:hAnsi="Arial"/>
+          <w:sz w:val="24"/>
+          <w:szCs w:val="24"/>
+        </w:rPr>
+        <w:t xml:space="preserve">An urgent maintenance job is re-alerted daily until its status changes to In Progress, Done, or Cancelled.</w:t>
+      </w:r>
+    </w:p>
+    <w:p>
+      <w:pPr>
+        <w:spacing w:after="80"/>
+      </w:pPr>
+      <w:r>
+        <w:t xml:space="preserve"/>
+      </w:r>
+    </w:p>
+    <w:tbl>
+      <w:tblPr>
+        <w:tblW w:type="dxa" w:w="9360"/>
+        <w:tblBorders>
+          <w:top w:val="single" w:color="auto" w:sz="4"/>
+          <w:left w:val="single" w:color="auto" w:sz="4"/>
+          <w:bottom w:val="single" w:color="auto" w:sz="4"/>
+          <w:right w:val="single" w:color="auto" w:sz="4"/>
+          <w:insideH w:val="single" w:color="auto" w:sz="4"/>
+          <w:insideV w:val="single" w:color="auto" w:sz="4"/>
+        </w:tblBorders>
+      </w:tblPr>
+      <w:tblGrid>
+        <w:gridCol w:w="9360"/>
+      </w:tblGrid>
+      <w:tr>
+        <w:tc>
+          <w:tcPr>
+            <w:tcW w:type="dxa" w:w="9360"/>
+            <w:tcBorders>
+              <w:top w:val="nil"/>
+              <w:left w:val="single" w:color="1F4E79" w:sz="18"/>
+              <w:bottom w:val="nil"/>
+              <w:right w:val="nil"/>
+            </w:tcBorders>
+            <w:shd w:fill="BDD7EE" w:val="clear"/>
+            <w:tcMar>
+              <w:top w:type="dxa" w:w="100"/>
+              <w:left w:type="dxa" w:w="200"/>
+              <w:bottom w:type="dxa" w:w="100"/>
+              <w:right w:type="dxa" w:w="120"/>
+            </w:tcMar>
+          </w:tcPr>
+          <w:p>
+            <w:pPr>
+              <w:spacing w:after="0" w:line="276" w:lineRule="auto"/>
+            </w:pPr>
+            <w:r>
+              <w:rPr>
+                <w:rFonts w:ascii="Arial" w:cs="Arial" w:eastAsia="Arial" w:hAnsi="Arial"/>
+                <w:b/>
+                <w:bCs/>
+                <w:color w:val="1F4E79"/>
+                <w:sz w:val="22"/>
+                <w:szCs w:val="22"/>
+              </w:rPr>
+              <w:t xml:space="preserve">TIP: </w:t>
+            </w:r>
+            <w:r>
+              <w:rPr>
+                <w:rFonts w:ascii="Arial" w:cs="Arial" w:eastAsia="Arial" w:hAnsi="Arial"/>
+                <w:sz w:val="22"/>
+                <w:szCs w:val="22"/>
+              </w:rPr>
+              <w:t xml:space="preserve">If you resolve an issue (pay an invoice, renew a lease, close a job), the alert stops automatically on the next run — no manual dismissal needed.</w:t>
+            </w:r>
+          </w:p>
+        </w:tc>
+      </w:tr>
+    </w:tbl>
+    <w:p>
+      <w:pPr>
+        <w:spacing w:after="80"/>
+      </w:pPr>
+      <w:r>
+        <w:t xml:space="preserve"/>
+      </w:r>
+    </w:p>
+    <w:p>
+      <w:pPr>
+        <w:pStyle w:val="Heading2"/>
+        <w:spacing w:after="160" w:before="300"/>
+      </w:pPr>
+      <w:r>
+        <w:rPr>
+          <w:rFonts w:ascii="Arial" w:cs="Arial" w:eastAsia="Arial" w:hAnsi="Arial"/>
+          <w:b/>
+          <w:bCs/>
+          <w:color w:val="1F4E79"/>
+          <w:sz w:val="28"/>
+          <w:szCs w:val="28"/>
+        </w:rPr>
+        <w:t xml:space="preserve">13.5 What the Emails Look Like</w:t>
+      </w:r>
+    </w:p>
+    <w:p>
+      <w:pPr>
+        <w:spacing w:after="120" w:line="276" w:lineRule="auto"/>
+      </w:pPr>
+      <w:r>
+        <w:rPr>
+          <w:rFonts w:ascii="Arial" w:cs="Arial" w:eastAsia="Arial" w:hAnsi="Arial"/>
+          <w:sz w:val="24"/>
+          <w:szCs w:val="24"/>
+        </w:rPr>
+        <w:t xml:space="preserve">Each email follows a consistent format and links directly to the relevant page in the app:</w:t>
+      </w:r>
+    </w:p>
+    <w:p>
+      <w:pPr>
+        <w:spacing w:after="80"/>
+      </w:pPr>
+      <w:r>
+        <w:t xml:space="preserve"/>
+      </w:r>
+    </w:p>
+    <w:tbl>
+      <w:tblPr>
+        <w:tblW w:type="dxa" w:w="9360"/>
+        <w:tblBorders>
+          <w:top w:val="single" w:color="auto" w:sz="4"/>
+          <w:left w:val="single" w:color="auto" w:sz="4"/>
+          <w:bottom w:val="single" w:color="auto" w:sz="4"/>
+          <w:right w:val="single" w:color="auto" w:sz="4"/>
+          <w:insideH w:val="single" w:color="auto" w:sz="4"/>
+          <w:insideV w:val="single" w:color="auto" w:sz="4"/>
+        </w:tblBorders>
+      </w:tblPr>
+      <w:tblGrid>
+        <w:gridCol w:w="2400"/>
+        <w:gridCol w:w="6960"/>
+      </w:tblGrid>
+      <w:tr>
+        <w:tc>
+          <w:tcPr>
+            <w:tcW w:type="dxa" w:w="2400"/>
+            <w:tcBorders>
+              <w:top w:val="single" w:color="CCCCCC" w:sz="1"/>
+              <w:left w:val="single" w:color="CCCCCC" w:sz="1"/>
+              <w:bottom w:val="single" w:color="CCCCCC" w:sz="1"/>
+              <w:right w:val="single" w:color="CCCCCC" w:sz="1"/>
+            </w:tcBorders>
+            <w:shd w:fill="FFFFFF" w:val="clear"/>
+            <w:tcMar>
+              <w:top w:type="dxa" w:w="80"/>
+              <w:left w:type="dxa" w:w="120"/>
+              <w:bottom w:type="dxa" w:w="80"/>
+              <w:right w:type="dxa" w:w="120"/>
+            </w:tcMar>
+          </w:tcPr>
+          <w:p>
+            <w:pPr>
+              <w:spacing w:after="0" w:line="240" w:lineRule="auto"/>
+              <w:jc w:val="left"/>
+            </w:pPr>
+            <w:r>
+              <w:rPr>
+                <w:rFonts w:ascii="Arial" w:cs="Arial" w:eastAsia="Arial" w:hAnsi="Arial"/>
+                <w:b/>
+                <w:bCs/>
+                <w:color w:val="000000"/>
+                <w:sz w:val="22"/>
+                <w:szCs w:val="22"/>
+              </w:rPr>
+              <w:t xml:space="preserve">Subject line</w:t>
+            </w:r>
+          </w:p>
+        </w:tc>
+        <w:tc>
+          <w:tcPr>
+            <w:tcW w:type="dxa" w:w="6960"/>
+            <w:tcBorders>
+              <w:top w:val="single" w:color="CCCCCC" w:sz="1"/>
+              <w:left w:val="single" w:color="CCCCCC" w:sz="1"/>
+              <w:bottom w:val="single" w:color="CCCCCC" w:sz="1"/>
+              <w:right w:val="single" w:color="CCCCCC" w:sz="1"/>
+            </w:tcBorders>
+            <w:shd w:fill="FFFFFF" w:val="clear"/>
+            <w:tcMar>
+              <w:top w:type="dxa" w:w="80"/>
+              <w:left w:type="dxa" w:w="120"/>
+              <w:bottom w:type="dxa" w:w="80"/>
+              <w:right w:type="dxa" w:w="120"/>
+            </w:tcMar>
+          </w:tcPr>
+          <w:p>
+            <w:pPr>
+              <w:spacing w:after="0" w:line="240" w:lineRule="auto"/>
+              <w:jc w:val="left"/>
+            </w:pPr>
+            <w:r>
+              <w:rPr>
+                <w:rFonts w:ascii="Arial" w:cs="Arial" w:eastAsia="Arial" w:hAnsi="Arial"/>
+                <w:b w:val="false"/>
+                <w:bCs w:val="false"/>
+                <w:color w:val="000000"/>
+                <w:sz w:val="22"/>
+                <w:szCs w:val="22"/>
+              </w:rPr>
+              <w:t xml:space="preserve">Includes urgency level, days remaining, and the tenant/property name (e.g., 'URGENT: Lease expiring in 3 days — John Kamau')</w:t>
+            </w:r>
+          </w:p>
+        </w:tc>
+      </w:tr>
+      <w:tr>
+        <w:tc>
+          <w:tcPr>
+            <w:tcW w:type="dxa" w:w="2400"/>
+            <w:tcBorders>
+              <w:top w:val="single" w:color="CCCCCC" w:sz="1"/>
+              <w:left w:val="single" w:color="CCCCCC" w:sz="1"/>
+              <w:bottom w:val="single" w:color="CCCCCC" w:sz="1"/>
+              <w:right w:val="single" w:color="CCCCCC" w:sz="1"/>
+            </w:tcBorders>
+            <w:shd w:fill="F2F2F2" w:val="clear"/>
+            <w:tcMar>
+              <w:top w:type="dxa" w:w="80"/>
+              <w:left w:type="dxa" w:w="120"/>
+              <w:bottom w:type="dxa" w:w="80"/>
+              <w:right w:type="dxa" w:w="120"/>
+            </w:tcMar>
+          </w:tcPr>
+          <w:p>
+            <w:pPr>
+              <w:spacing w:after="0" w:line="240" w:lineRule="auto"/>
+              <w:jc w:val="left"/>
+            </w:pPr>
+            <w:r>
+              <w:rPr>
+                <w:rFonts w:ascii="Arial" w:cs="Arial" w:eastAsia="Arial" w:hAnsi="Arial"/>
+                <w:b/>
+                <w:bCs/>
+                <w:color w:val="000000"/>
+                <w:sz w:val="22"/>
+                <w:szCs w:val="22"/>
+              </w:rPr>
+              <w:t xml:space="preserve">Details table</w:t>
+            </w:r>
+          </w:p>
+        </w:tc>
+        <w:tc>
+          <w:tcPr>
+            <w:tcW w:type="dxa" w:w="6960"/>
+            <w:tcBorders>
+              <w:top w:val="single" w:color="CCCCCC" w:sz="1"/>
+              <w:left w:val="single" w:color="CCCCCC" w:sz="1"/>
+              <w:bottom w:val="single" w:color="CCCCCC" w:sz="1"/>
+              <w:right w:val="single" w:color="CCCCCC" w:sz="1"/>
+            </w:tcBorders>
+            <w:shd w:fill="F2F2F2" w:val="clear"/>
+            <w:tcMar>
+              <w:top w:type="dxa" w:w="80"/>
+              <w:left w:type="dxa" w:w="120"/>
+              <w:bottom w:type="dxa" w:w="80"/>
+              <w:right w:type="dxa" w:w="120"/>
+            </w:tcMar>
+          </w:tcPr>
+          <w:p>
+            <w:pPr>
+              <w:spacing w:after="0" w:line="240" w:lineRule="auto"/>
+              <w:jc w:val="left"/>
+            </w:pPr>
+            <w:r>
+              <w:rPr>
+                <w:rFonts w:ascii="Arial" w:cs="Arial" w:eastAsia="Arial" w:hAnsi="Arial"/>
+                <w:b w:val="false"/>
+                <w:bCs w:val="false"/>
+                <w:color w:val="000000"/>
+                <w:sz w:val="22"/>
+                <w:szCs w:val="22"/>
+              </w:rPr>
+              <w:t xml:space="preserve">Tenant/unit/property name, relevant dates, and calculated days remaining or overdue</w:t>
+            </w:r>
+          </w:p>
+        </w:tc>
+      </w:tr>
+      <w:tr>
+        <w:tc>
+          <w:tcPr>
+            <w:tcW w:type="dxa" w:w="2400"/>
+            <w:tcBorders>
+              <w:top w:val="single" w:color="CCCCCC" w:sz="1"/>
+              <w:left w:val="single" w:color="CCCCCC" w:sz="1"/>
+              <w:bottom w:val="single" w:color="CCCCCC" w:sz="1"/>
+              <w:right w:val="single" w:color="CCCCCC" w:sz="1"/>
+            </w:tcBorders>
+            <w:shd w:fill="FFFFFF" w:val="clear"/>
+            <w:tcMar>
+              <w:top w:type="dxa" w:w="80"/>
+              <w:left w:type="dxa" w:w="120"/>
+              <w:bottom w:type="dxa" w:w="80"/>
+              <w:right w:type="dxa" w:w="120"/>
+            </w:tcMar>
+          </w:tcPr>
+          <w:p>
+            <w:pPr>
+              <w:spacing w:after="0" w:line="240" w:lineRule="auto"/>
+              <w:jc w:val="left"/>
+            </w:pPr>
+            <w:r>
+              <w:rPr>
+                <w:rFonts w:ascii="Arial" w:cs="Arial" w:eastAsia="Arial" w:hAnsi="Arial"/>
+                <w:b/>
+                <w:bCs/>
+                <w:color w:val="000000"/>
+                <w:sz w:val="22"/>
+                <w:szCs w:val="22"/>
+              </w:rPr>
+              <w:t xml:space="preserve">Action button</w:t>
+            </w:r>
+          </w:p>
+        </w:tc>
+        <w:tc>
+          <w:tcPr>
+            <w:tcW w:type="dxa" w:w="6960"/>
+            <w:tcBorders>
+              <w:top w:val="single" w:color="CCCCCC" w:sz="1"/>
+              <w:left w:val="single" w:color="CCCCCC" w:sz="1"/>
+              <w:bottom w:val="single" w:color="CCCCCC" w:sz="1"/>
+              <w:right w:val="single" w:color="CCCCCC" w:sz="1"/>
+            </w:tcBorders>
+            <w:shd w:fill="FFFFFF" w:val="clear"/>
+            <w:tcMar>
+              <w:top w:type="dxa" w:w="80"/>
+              <w:left w:type="dxa" w:w="120"/>
+              <w:bottom w:type="dxa" w:w="80"/>
+              <w:right w:type="dxa" w:w="120"/>
+            </w:tcMar>
+          </w:tcPr>
+          <w:p>
+            <w:pPr>
+              <w:spacing w:after="0" w:line="240" w:lineRule="auto"/>
+              <w:jc w:val="left"/>
+            </w:pPr>
+            <w:r>
+              <w:rPr>
+                <w:rFonts w:ascii="Arial" w:cs="Arial" w:eastAsia="Arial" w:hAnsi="Arial"/>
+                <w:b w:val="false"/>
+                <w:bCs w:val="false"/>
+                <w:color w:val="000000"/>
+                <w:sz w:val="22"/>
+                <w:szCs w:val="22"/>
+              </w:rPr>
+              <w:t xml:space="preserve">Deep-links to the exact page: tenant profile, invoices, compliance certificates, insurance, or maintenance queue</w:t>
+            </w:r>
+          </w:p>
+        </w:tc>
+      </w:tr>
+      <w:tr>
+        <w:tc>
+          <w:tcPr>
+            <w:tcW w:type="dxa" w:w="2400"/>
+            <w:tcBorders>
+              <w:top w:val="single" w:color="CCCCCC" w:sz="1"/>
+              <w:left w:val="single" w:color="CCCCCC" w:sz="1"/>
+              <w:bottom w:val="single" w:color="CCCCCC" w:sz="1"/>
+              <w:right w:val="single" w:color="CCCCCC" w:sz="1"/>
+            </w:tcBorders>
+            <w:shd w:fill="F2F2F2" w:val="clear"/>
+            <w:tcMar>
+              <w:top w:type="dxa" w:w="80"/>
+              <w:left w:type="dxa" w:w="120"/>
+              <w:bottom w:type="dxa" w:w="80"/>
+              <w:right w:type="dxa" w:w="120"/>
+            </w:tcMar>
+          </w:tcPr>
+          <w:p>
+            <w:pPr>
+              <w:spacing w:after="0" w:line="240" w:lineRule="auto"/>
+              <w:jc w:val="left"/>
+            </w:pPr>
+            <w:r>
+              <w:rPr>
+                <w:rFonts w:ascii="Arial" w:cs="Arial" w:eastAsia="Arial" w:hAnsi="Arial"/>
+                <w:b/>
+                <w:bCs/>
+                <w:color w:val="000000"/>
+                <w:sz w:val="22"/>
+                <w:szCs w:val="22"/>
+              </w:rPr>
+              <w:t xml:space="preserve">Footer</w:t>
+            </w:r>
+          </w:p>
+        </w:tc>
+        <w:tc>
+          <w:tcPr>
+            <w:tcW w:type="dxa" w:w="6960"/>
+            <w:tcBorders>
+              <w:top w:val="single" w:color="CCCCCC" w:sz="1"/>
+              <w:left w:val="single" w:color="CCCCCC" w:sz="1"/>
+              <w:bottom w:val="single" w:color="CCCCCC" w:sz="1"/>
+              <w:right w:val="single" w:color="CCCCCC" w:sz="1"/>
+            </w:tcBorders>
+            <w:shd w:fill="F2F2F2" w:val="clear"/>
+            <w:tcMar>
+              <w:top w:type="dxa" w:w="80"/>
+              <w:left w:type="dxa" w:w="120"/>
+              <w:bottom w:type="dxa" w:w="80"/>
+              <w:right w:type="dxa" w:w="120"/>
+            </w:tcMar>
+          </w:tcPr>
+          <w:p>
+            <w:pPr>
+              <w:spacing w:after="0" w:line="240" w:lineRule="auto"/>
+              <w:jc w:val="left"/>
+            </w:pPr>
+            <w:r>
+              <w:rPr>
+                <w:rFonts w:ascii="Arial" w:cs="Arial" w:eastAsia="Arial" w:hAnsi="Arial"/>
+                <w:b w:val="false"/>
+                <w:bCs w:val="false"/>
+                <w:color w:val="000000"/>
+                <w:sz w:val="22"/>
+                <w:szCs w:val="22"/>
+              </w:rPr>
+              <w:t xml:space="preserve">'You receive these alerts because you manage this property on GroundWorkPM'</w:t>
+            </w:r>
+          </w:p>
+        </w:tc>
+      </w:tr>
+    </w:tbl>
+    <w:p>
+      <w:pPr>
+        <w:spacing w:after="80"/>
+      </w:pPr>
+      <w:r>
+        <w:t xml:space="preserve"/>
+      </w:r>
+    </w:p>
+    <w:p>
+      <w:pPr>
+        <w:pStyle w:val="Heading2"/>
+        <w:spacing w:after="160" w:before="300"/>
+      </w:pPr>
+      <w:r>
+        <w:rPr>
+          <w:rFonts w:ascii="Arial" w:cs="Arial" w:eastAsia="Arial" w:hAnsi="Arial"/>
+          <w:b/>
+          <w:bCs/>
+          <w:color w:val="1F4E79"/>
+          <w:sz w:val="28"/>
+          <w:szCs w:val="28"/>
+        </w:rPr>
+        <w:t xml:space="preserve">13.6 Who Receives Notifications</w:t>
+      </w:r>
+    </w:p>
+    <w:p>
+      <w:pPr>
+        <w:spacing w:after="120" w:line="276" w:lineRule="auto"/>
+      </w:pPr>
+      <w:r>
+        <w:rPr>
+          <w:rFonts w:ascii="Arial" w:cs="Arial" w:eastAsia="Arial" w:hAnsi="Arial"/>
+          <w:sz w:val="24"/>
+          <w:szCs w:val="24"/>
+        </w:rPr>
+        <w:t xml:space="preserve">For each alert, the system identifies all users with access to the relevant property:</w:t>
+      </w:r>
+    </w:p>
+    <w:p>
+      <w:pPr>
+        <w:spacing w:after="80"/>
+      </w:pPr>
+      <w:r>
+        <w:t xml:space="preserve"/>
+      </w:r>
+    </w:p>
+    <w:tbl>
+      <w:tblPr>
+        <w:tblW w:type="dxa" w:w="9360"/>
+        <w:tblBorders>
+          <w:top w:val="single" w:color="auto" w:sz="4"/>
+          <w:left w:val="single" w:color="auto" w:sz="4"/>
+          <w:bottom w:val="single" w:color="auto" w:sz="4"/>
+          <w:right w:val="single" w:color="auto" w:sz="4"/>
+          <w:insideH w:val="single" w:color="auto" w:sz="4"/>
+          <w:insideV w:val="single" w:color="auto" w:sz="4"/>
+        </w:tblBorders>
+      </w:tblPr>
+      <w:tblGrid>
+        <w:gridCol w:w="2400"/>
+        <w:gridCol w:w="6960"/>
+      </w:tblGrid>
+      <w:tr>
+        <w:tc>
+          <w:tcPr>
+            <w:tcW w:type="dxa" w:w="2400"/>
+            <w:tcBorders>
+              <w:top w:val="single" w:color="CCCCCC" w:sz="1"/>
+              <w:left w:val="single" w:color="CCCCCC" w:sz="1"/>
+              <w:bottom w:val="single" w:color="CCCCCC" w:sz="1"/>
+              <w:right w:val="single" w:color="CCCCCC" w:sz="1"/>
+            </w:tcBorders>
+            <w:shd w:fill="FFFFFF" w:val="clear"/>
+            <w:tcMar>
+              <w:top w:type="dxa" w:w="80"/>
+              <w:left w:type="dxa" w:w="120"/>
+              <w:bottom w:type="dxa" w:w="80"/>
+              <w:right w:type="dxa" w:w="120"/>
+            </w:tcMar>
+          </w:tcPr>
+          <w:p>
+            <w:pPr>
+              <w:spacing w:after="0" w:line="240" w:lineRule="auto"/>
+              <w:jc w:val="left"/>
+            </w:pPr>
+            <w:r>
+              <w:rPr>
+                <w:rFonts w:ascii="Arial" w:cs="Arial" w:eastAsia="Arial" w:hAnsi="Arial"/>
+                <w:b/>
+                <w:bCs/>
+                <w:color w:val="000000"/>
+                <w:sz w:val="22"/>
+                <w:szCs w:val="22"/>
+              </w:rPr>
+              <w:t xml:space="preserve">Org Admin</w:t>
+            </w:r>
+          </w:p>
+        </w:tc>
+        <w:tc>
+          <w:tcPr>
+            <w:tcW w:type="dxa" w:w="6960"/>
+            <w:tcBorders>
+              <w:top w:val="single" w:color="CCCCCC" w:sz="1"/>
+              <w:left w:val="single" w:color="CCCCCC" w:sz="1"/>
+              <w:bottom w:val="single" w:color="CCCCCC" w:sz="1"/>
+              <w:right w:val="single" w:color="CCCCCC" w:sz="1"/>
+            </w:tcBorders>
+            <w:shd w:fill="FFFFFF" w:val="clear"/>
+            <w:tcMar>
+              <w:top w:type="dxa" w:w="80"/>
+              <w:left w:type="dxa" w:w="120"/>
+              <w:bottom w:type="dxa" w:w="80"/>
+              <w:right w:type="dxa" w:w="120"/>
+            </w:tcMar>
+          </w:tcPr>
+          <w:p>
+            <w:pPr>
+              <w:spacing w:after="0" w:line="240" w:lineRule="auto"/>
+              <w:jc w:val="left"/>
+            </w:pPr>
+            <w:r>
+              <w:rPr>
+                <w:rFonts w:ascii="Arial" w:cs="Arial" w:eastAsia="Arial" w:hAnsi="Arial"/>
+                <w:b w:val="false"/>
+                <w:bCs w:val="false"/>
+                <w:color w:val="000000"/>
+                <w:sz w:val="22"/>
+                <w:szCs w:val="22"/>
+              </w:rPr>
+              <w:t xml:space="preserve">Receives alerts for ALL properties in the organisation automatically</w:t>
+            </w:r>
+          </w:p>
+        </w:tc>
+      </w:tr>
+      <w:tr>
+        <w:tc>
+          <w:tcPr>
+            <w:tcW w:type="dxa" w:w="2400"/>
+            <w:tcBorders>
+              <w:top w:val="single" w:color="CCCCCC" w:sz="1"/>
+              <w:left w:val="single" w:color="CCCCCC" w:sz="1"/>
+              <w:bottom w:val="single" w:color="CCCCCC" w:sz="1"/>
+              <w:right w:val="single" w:color="CCCCCC" w:sz="1"/>
+            </w:tcBorders>
+            <w:shd w:fill="F2F2F2" w:val="clear"/>
+            <w:tcMar>
+              <w:top w:type="dxa" w:w="80"/>
+              <w:left w:type="dxa" w:w="120"/>
+              <w:bottom w:type="dxa" w:w="80"/>
+              <w:right w:type="dxa" w:w="120"/>
+            </w:tcMar>
+          </w:tcPr>
+          <w:p>
+            <w:pPr>
+              <w:spacing w:after="0" w:line="240" w:lineRule="auto"/>
+              <w:jc w:val="left"/>
+            </w:pPr>
+            <w:r>
+              <w:rPr>
+                <w:rFonts w:ascii="Arial" w:cs="Arial" w:eastAsia="Arial" w:hAnsi="Arial"/>
+                <w:b/>
+                <w:bCs/>
+                <w:color w:val="000000"/>
+                <w:sz w:val="22"/>
+                <w:szCs w:val="22"/>
+              </w:rPr>
+              <w:t xml:space="preserve">Manager</w:t>
+            </w:r>
+          </w:p>
+        </w:tc>
+        <w:tc>
+          <w:tcPr>
+            <w:tcW w:type="dxa" w:w="6960"/>
+            <w:tcBorders>
+              <w:top w:val="single" w:color="CCCCCC" w:sz="1"/>
+              <w:left w:val="single" w:color="CCCCCC" w:sz="1"/>
+              <w:bottom w:val="single" w:color="CCCCCC" w:sz="1"/>
+              <w:right w:val="single" w:color="CCCCCC" w:sz="1"/>
+            </w:tcBorders>
+            <w:shd w:fill="F2F2F2" w:val="clear"/>
+            <w:tcMar>
+              <w:top w:type="dxa" w:w="80"/>
+              <w:left w:type="dxa" w:w="120"/>
+              <w:bottom w:type="dxa" w:w="80"/>
+              <w:right w:type="dxa" w:w="120"/>
+            </w:tcMar>
+          </w:tcPr>
+          <w:p>
+            <w:pPr>
+              <w:spacing w:after="0" w:line="240" w:lineRule="auto"/>
+              <w:jc w:val="left"/>
+            </w:pPr>
+            <w:r>
+              <w:rPr>
+                <w:rFonts w:ascii="Arial" w:cs="Arial" w:eastAsia="Arial" w:hAnsi="Arial"/>
+                <w:b w:val="false"/>
+                <w:bCs w:val="false"/>
+                <w:color w:val="000000"/>
+                <w:sz w:val="22"/>
+                <w:szCs w:val="22"/>
+              </w:rPr>
+              <w:t xml:space="preserve">Receives alerts only for properties they have been explicitly granted access to (Settings → Users)</w:t>
+            </w:r>
+          </w:p>
+        </w:tc>
+      </w:tr>
+      <w:tr>
+        <w:tc>
+          <w:tcPr>
+            <w:tcW w:type="dxa" w:w="2400"/>
+            <w:tcBorders>
+              <w:top w:val="single" w:color="CCCCCC" w:sz="1"/>
+              <w:left w:val="single" w:color="CCCCCC" w:sz="1"/>
+              <w:bottom w:val="single" w:color="CCCCCC" w:sz="1"/>
+              <w:right w:val="single" w:color="CCCCCC" w:sz="1"/>
+            </w:tcBorders>
+            <w:shd w:fill="FFFFFF" w:val="clear"/>
+            <w:tcMar>
+              <w:top w:type="dxa" w:w="80"/>
+              <w:left w:type="dxa" w:w="120"/>
+              <w:bottom w:type="dxa" w:w="80"/>
+              <w:right w:type="dxa" w:w="120"/>
+            </w:tcMar>
+          </w:tcPr>
+          <w:p>
+            <w:pPr>
+              <w:spacing w:after="0" w:line="240" w:lineRule="auto"/>
+              <w:jc w:val="left"/>
+            </w:pPr>
+            <w:r>
+              <w:rPr>
+                <w:rFonts w:ascii="Arial" w:cs="Arial" w:eastAsia="Arial" w:hAnsi="Arial"/>
+                <w:b/>
+                <w:bCs/>
+                <w:color w:val="000000"/>
+                <w:sz w:val="22"/>
+                <w:szCs w:val="22"/>
+              </w:rPr>
+              <w:t xml:space="preserve">Accountant</w:t>
+            </w:r>
+          </w:p>
+        </w:tc>
+        <w:tc>
+          <w:tcPr>
+            <w:tcW w:type="dxa" w:w="6960"/>
+            <w:tcBorders>
+              <w:top w:val="single" w:color="CCCCCC" w:sz="1"/>
+              <w:left w:val="single" w:color="CCCCCC" w:sz="1"/>
+              <w:bottom w:val="single" w:color="CCCCCC" w:sz="1"/>
+              <w:right w:val="single" w:color="CCCCCC" w:sz="1"/>
+            </w:tcBorders>
+            <w:shd w:fill="FFFFFF" w:val="clear"/>
+            <w:tcMar>
+              <w:top w:type="dxa" w:w="80"/>
+              <w:left w:type="dxa" w:w="120"/>
+              <w:bottom w:type="dxa" w:w="80"/>
+              <w:right w:type="dxa" w:w="120"/>
+            </w:tcMar>
+          </w:tcPr>
+          <w:p>
+            <w:pPr>
+              <w:spacing w:after="0" w:line="240" w:lineRule="auto"/>
+              <w:jc w:val="left"/>
+            </w:pPr>
+            <w:r>
+              <w:rPr>
+                <w:rFonts w:ascii="Arial" w:cs="Arial" w:eastAsia="Arial" w:hAnsi="Arial"/>
+                <w:b w:val="false"/>
+                <w:bCs w:val="false"/>
+                <w:color w:val="000000"/>
+                <w:sz w:val="22"/>
+                <w:szCs w:val="22"/>
+              </w:rPr>
+              <w:t xml:space="preserve">Does not receive automated notifications</w:t>
+            </w:r>
+          </w:p>
+        </w:tc>
+      </w:tr>
+      <w:tr>
+        <w:tc>
+          <w:tcPr>
+            <w:tcW w:type="dxa" w:w="2400"/>
+            <w:tcBorders>
+              <w:top w:val="single" w:color="CCCCCC" w:sz="1"/>
+              <w:left w:val="single" w:color="CCCCCC" w:sz="1"/>
+              <w:bottom w:val="single" w:color="CCCCCC" w:sz="1"/>
+              <w:right w:val="single" w:color="CCCCCC" w:sz="1"/>
+            </w:tcBorders>
+            <w:shd w:fill="F2F2F2" w:val="clear"/>
+            <w:tcMar>
+              <w:top w:type="dxa" w:w="80"/>
+              <w:left w:type="dxa" w:w="120"/>
+              <w:bottom w:type="dxa" w:w="80"/>
+              <w:right w:type="dxa" w:w="120"/>
+            </w:tcMar>
+          </w:tcPr>
+          <w:p>
+            <w:pPr>
+              <w:spacing w:after="0" w:line="240" w:lineRule="auto"/>
+              <w:jc w:val="left"/>
+            </w:pPr>
+            <w:r>
+              <w:rPr>
+                <w:rFonts w:ascii="Arial" w:cs="Arial" w:eastAsia="Arial" w:hAnsi="Arial"/>
+                <w:b/>
+                <w:bCs/>
+                <w:color w:val="000000"/>
+                <w:sz w:val="22"/>
+                <w:szCs w:val="22"/>
+              </w:rPr>
+              <w:t xml:space="preserve">Owner</w:t>
+            </w:r>
+          </w:p>
+        </w:tc>
+        <w:tc>
+          <w:tcPr>
+            <w:tcW w:type="dxa" w:w="6960"/>
+            <w:tcBorders>
+              <w:top w:val="single" w:color="CCCCCC" w:sz="1"/>
+              <w:left w:val="single" w:color="CCCCCC" w:sz="1"/>
+              <w:bottom w:val="single" w:color="CCCCCC" w:sz="1"/>
+              <w:right w:val="single" w:color="CCCCCC" w:sz="1"/>
+            </w:tcBorders>
+            <w:shd w:fill="F2F2F2" w:val="clear"/>
+            <w:tcMar>
+              <w:top w:type="dxa" w:w="80"/>
+              <w:left w:type="dxa" w:w="120"/>
+              <w:bottom w:type="dxa" w:w="80"/>
+              <w:right w:type="dxa" w:w="120"/>
+            </w:tcMar>
+          </w:tcPr>
+          <w:p>
+            <w:pPr>
+              <w:spacing w:after="0" w:line="240" w:lineRule="auto"/>
+              <w:jc w:val="left"/>
+            </w:pPr>
+            <w:r>
+              <w:rPr>
+                <w:rFonts w:ascii="Arial" w:cs="Arial" w:eastAsia="Arial" w:hAnsi="Arial"/>
+                <w:b w:val="false"/>
+                <w:bCs w:val="false"/>
+                <w:color w:val="000000"/>
+                <w:sz w:val="22"/>
+                <w:szCs w:val="22"/>
+              </w:rPr>
+              <w:t xml:space="preserve">Does not receive automated notifications</w:t>
+            </w:r>
+          </w:p>
+        </w:tc>
+      </w:tr>
+    </w:tbl>
+    <w:p>
+      <w:pPr>
+        <w:spacing w:after="80"/>
+      </w:pPr>
+      <w:r>
+        <w:t xml:space="preserve"/>
+      </w:r>
+    </w:p>
+    <w:tbl>
+      <w:tblPr>
+        <w:tblW w:type="dxa" w:w="9360"/>
+        <w:tblBorders>
+          <w:top w:val="single" w:color="auto" w:sz="4"/>
+          <w:left w:val="single" w:color="auto" w:sz="4"/>
+          <w:bottom w:val="single" w:color="auto" w:sz="4"/>
+          <w:right w:val="single" w:color="auto" w:sz="4"/>
+          <w:insideH w:val="single" w:color="auto" w:sz="4"/>
+          <w:insideV w:val="single" w:color="auto" w:sz="4"/>
+        </w:tblBorders>
+      </w:tblPr>
+      <w:tblGrid>
+        <w:gridCol w:w="9360"/>
+      </w:tblGrid>
+      <w:tr>
+        <w:tc>
+          <w:tcPr>
+            <w:tcW w:type="dxa" w:w="9360"/>
+            <w:tcBorders>
+              <w:top w:val="nil"/>
+              <w:left w:val="single" w:color="BF8F00" w:sz="18"/>
+              <w:bottom w:val="nil"/>
+              <w:right w:val="nil"/>
+            </w:tcBorders>
+            <w:shd w:fill="FFF2CC" w:val="clear"/>
+            <w:tcMar>
+              <w:top w:type="dxa" w:w="100"/>
+              <w:left w:type="dxa" w:w="200"/>
+              <w:bottom w:type="dxa" w:w="100"/>
+              <w:right w:type="dxa" w:w="120"/>
+            </w:tcMar>
+          </w:tcPr>
+          <w:p>
+            <w:pPr>
+              <w:spacing w:after="0" w:line="276" w:lineRule="auto"/>
+            </w:pPr>
+            <w:r>
+              <w:rPr>
+                <w:rFonts w:ascii="Arial" w:cs="Arial" w:eastAsia="Arial" w:hAnsi="Arial"/>
+                <w:b/>
+                <w:bCs/>
+                <w:color w:val="BF8F00"/>
+                <w:sz w:val="22"/>
+                <w:szCs w:val="22"/>
+              </w:rPr>
+              <w:t xml:space="preserve">NOTE: </w:t>
+            </w:r>
+            <w:r>
+              <w:rPr>
+                <w:rFonts w:ascii="Arial" w:cs="Arial" w:eastAsia="Arial" w:hAnsi="Arial"/>
+                <w:sz w:val="22"/>
+                <w:szCs w:val="22"/>
+              </w:rPr>
+              <w:t xml:space="preserve">If a property has no active Manager or Admin assigned to it, no notifications are sent for that property. Always ensure at least one Manager has property access.</w:t>
+            </w:r>
+          </w:p>
+        </w:tc>
+      </w:tr>
+    </w:tbl>
+    <w:p>
+      <w:pPr>
+        <w:spacing w:after="80"/>
+      </w:pPr>
+      <w:r>
+        <w:t xml:space="preserve"/>
+      </w:r>
+    </w:p>
+    <w:p>
+      <w:pPr>
+        <w:pStyle w:val="Heading2"/>
+        <w:spacing w:after="160" w:before="300"/>
+      </w:pPr>
+      <w:r>
+        <w:rPr>
+          <w:rFonts w:ascii="Arial" w:cs="Arial" w:eastAsia="Arial" w:hAnsi="Arial"/>
+          <w:b/>
+          <w:bCs/>
+          <w:color w:val="1F4E79"/>
+          <w:sz w:val="28"/>
+          <w:szCs w:val="28"/>
+        </w:rPr>
+        <w:t xml:space="preserve">13.7 Setting Up Notifications</w:t>
+      </w:r>
+    </w:p>
+    <w:p>
+      <w:pPr>
+        <w:spacing w:after="120" w:line="276" w:lineRule="auto"/>
+      </w:pPr>
+      <w:r>
+        <w:rPr>
+          <w:rFonts w:ascii="Arial" w:cs="Arial" w:eastAsia="Arial" w:hAnsi="Arial"/>
+          <w:sz w:val="24"/>
+          <w:szCs w:val="24"/>
+        </w:rPr>
+        <w:t xml:space="preserve">Two environment variables must be configured in your Vercel project before notifications will send:</w:t>
+      </w:r>
+    </w:p>
+    <w:p>
+      <w:pPr>
+        <w:spacing w:after="80"/>
+      </w:pPr>
+      <w:r>
+        <w:t xml:space="preserve"/>
+      </w:r>
+    </w:p>
+    <w:p>
+      <w:pPr>
+        <w:pStyle w:val="Heading3"/>
+        <w:spacing w:after="120" w:before="200"/>
+      </w:pPr>
+      <w:r>
+        <w:rPr>
+          <w:rFonts w:ascii="Arial" w:cs="Arial" w:eastAsia="Arial" w:hAnsi="Arial"/>
+          <w:b/>
+          <w:bCs/>
+          <w:color w:val="2E75B6"/>
+          <w:sz w:val="24"/>
+          <w:szCs w:val="24"/>
+        </w:rPr>
+        <w:t xml:space="preserve">Step 1 — Get a Resend API Key</w:t>
+      </w:r>
+    </w:p>
+    <w:p>
+      <w:pPr>
+        <w:pStyle w:val="ListParagraph"/>
+        <w:numPr>
+          <w:ilvl w:val="0"/>
+          <w:numId w:val="3"/>
+        </w:numPr>
+        <w:spacing w:after="80" w:line="276" w:lineRule="auto"/>
+      </w:pPr>
+      <w:r>
+        <w:rPr>
+          <w:rFonts w:ascii="Arial" w:cs="Arial" w:eastAsia="Arial" w:hAnsi="Arial"/>
+          <w:sz w:val="24"/>
+          <w:szCs w:val="24"/>
+        </w:rPr>
+        <w:t xml:space="preserve">Sign up or log in at resend.com.</w:t>
+      </w:r>
+    </w:p>
+    <w:p>
+      <w:pPr>
+        <w:pStyle w:val="ListParagraph"/>
+        <w:numPr>
+          <w:ilvl w:val="0"/>
+          <w:numId w:val="3"/>
+        </w:numPr>
+        <w:spacing w:after="80" w:line="276" w:lineRule="auto"/>
+      </w:pPr>
+      <w:r>
+        <w:rPr>
+          <w:rFonts w:ascii="Arial" w:cs="Arial" w:eastAsia="Arial" w:hAnsi="Arial"/>
+          <w:sz w:val="24"/>
+          <w:szCs w:val="24"/>
+        </w:rPr>
+        <w:t xml:space="preserve">Go to API Keys → Create API Key.</w:t>
+      </w:r>
+    </w:p>
+    <w:p>
+      <w:pPr>
+        <w:pStyle w:val="ListParagraph"/>
+        <w:numPr>
+          <w:ilvl w:val="0"/>
+          <w:numId w:val="3"/>
+        </w:numPr>
+        <w:spacing w:after="80" w:line="276" w:lineRule="auto"/>
+      </w:pPr>
+      <w:r>
+        <w:rPr>
+          <w:rFonts w:ascii="Arial" w:cs="Arial" w:eastAsia="Arial" w:hAnsi="Arial"/>
+          <w:sz w:val="24"/>
+          <w:szCs w:val="24"/>
+        </w:rPr>
+        <w:t xml:space="preserve">Copy the key (starts with 're_').</w:t>
+      </w:r>
+    </w:p>
+    <w:p>
+      <w:pPr>
+        <w:spacing w:after="80"/>
+      </w:pPr>
+      <w:r>
+        <w:t xml:space="preserve"/>
+      </w:r>
+    </w:p>
+    <w:p>
+      <w:pPr>
+        <w:pStyle w:val="Heading3"/>
+        <w:spacing w:after="120" w:before="200"/>
+      </w:pPr>
+      <w:r>
+        <w:rPr>
+          <w:rFonts w:ascii="Arial" w:cs="Arial" w:eastAsia="Arial" w:hAnsi="Arial"/>
+          <w:b/>
+          <w:bCs/>
+          <w:color w:val="2E75B6"/>
+          <w:sz w:val="24"/>
+          <w:szCs w:val="24"/>
+        </w:rPr>
+        <w:t xml:space="preserve">Step 2 — Generate a CRON_SECRET</w:t>
+      </w:r>
+    </w:p>
+    <w:p>
+      <w:pPr>
+        <w:spacing w:after="120" w:line="276" w:lineRule="auto"/>
+      </w:pPr>
+      <w:r>
+        <w:rPr>
+          <w:rFonts w:ascii="Arial" w:cs="Arial" w:eastAsia="Arial" w:hAnsi="Arial"/>
+          <w:sz w:val="24"/>
+          <w:szCs w:val="24"/>
+        </w:rPr>
+        <w:t xml:space="preserve">This is a random secret you generate yourself. Run in your terminal:</w:t>
+      </w:r>
+    </w:p>
+    <w:p>
+      <w:pPr>
+        <w:spacing w:after="80"/>
+      </w:pPr>
+      <w:r>
+        <w:t xml:space="preserve"/>
+      </w:r>
+    </w:p>
+    <w:p>
+      <w:pPr>
+        <w:shd w:fill="F2F2F2" w:val="clear"/>
+        <w:spacing w:after="80"/>
+        <w:ind w:left="360"/>
+      </w:pPr>
+      <w:r>
+        <w:rPr>
+          <w:rFonts w:ascii="Courier New" w:cs="Courier New" w:eastAsia="Courier New" w:hAnsi="Courier New"/>
+          <w:color w:val="C0392B"/>
+          <w:sz w:val="20"/>
+          <w:szCs w:val="20"/>
+        </w:rPr>
+        <w:t xml:space="preserve">node -e "console.log(require('crypto').randomBytes(32).toString('hex'))"</w:t>
+      </w:r>
+    </w:p>
+    <w:p>
+      <w:pPr>
+        <w:spacing w:after="80"/>
+      </w:pPr>
+      <w:r>
+        <w:t xml:space="preserve"/>
+      </w:r>
+    </w:p>
+    <w:p>
+      <w:pPr>
+        <w:spacing w:after="120" w:line="276" w:lineRule="auto"/>
+      </w:pPr>
+      <w:r>
+        <w:rPr>
+          <w:rFonts w:ascii="Arial" w:cs="Arial" w:eastAsia="Arial" w:hAnsi="Arial"/>
+          <w:sz w:val="24"/>
+          <w:szCs w:val="24"/>
+        </w:rPr>
+        <w:t xml:space="preserve">Copy the output — it will look like a long string of letters and numbers.</w:t>
+      </w:r>
+    </w:p>
+    <w:p>
+      <w:pPr>
+        <w:spacing w:after="80"/>
+      </w:pPr>
+      <w:r>
+        <w:t xml:space="preserve"/>
+      </w:r>
+    </w:p>
+    <w:p>
+      <w:pPr>
+        <w:pStyle w:val="Heading3"/>
+        <w:spacing w:after="120" w:before="200"/>
+      </w:pPr>
+      <w:r>
+        <w:rPr>
+          <w:rFonts w:ascii="Arial" w:cs="Arial" w:eastAsia="Arial" w:hAnsi="Arial"/>
+          <w:b/>
+          <w:bCs/>
+          <w:color w:val="2E75B6"/>
+          <w:sz w:val="24"/>
+          <w:szCs w:val="24"/>
+        </w:rPr>
+        <w:t xml:space="preserve">Step 3 — Add to Vercel</w:t>
+      </w:r>
+    </w:p>
+    <w:p>
+      <w:pPr>
+        <w:pStyle w:val="ListParagraph"/>
+        <w:numPr>
+          <w:ilvl w:val="0"/>
+          <w:numId w:val="3"/>
+        </w:numPr>
+        <w:spacing w:after="80" w:line="276" w:lineRule="auto"/>
+      </w:pPr>
+      <w:r>
+        <w:rPr>
+          <w:rFonts w:ascii="Arial" w:cs="Arial" w:eastAsia="Arial" w:hAnsi="Arial"/>
+          <w:sz w:val="24"/>
+          <w:szCs w:val="24"/>
+        </w:rPr>
+        <w:t xml:space="preserve">Go to your Vercel project → Settings → Environment Variables.</w:t>
+      </w:r>
+    </w:p>
+    <w:p>
+      <w:pPr>
+        <w:pStyle w:val="ListParagraph"/>
+        <w:numPr>
+          <w:ilvl w:val="0"/>
+          <w:numId w:val="3"/>
+        </w:numPr>
+        <w:spacing w:after="80" w:line="276" w:lineRule="auto"/>
+      </w:pPr>
+      <w:r>
+        <w:rPr>
+          <w:rFonts w:ascii="Arial" w:cs="Arial" w:eastAsia="Arial" w:hAnsi="Arial"/>
+          <w:sz w:val="24"/>
+          <w:szCs w:val="24"/>
+        </w:rPr>
+        <w:t xml:space="preserve">Add RESEND_API_KEY with the key from Step 1.</w:t>
+      </w:r>
+    </w:p>
+    <w:p>
+      <w:pPr>
+        <w:pStyle w:val="ListParagraph"/>
+        <w:numPr>
+          <w:ilvl w:val="0"/>
+          <w:numId w:val="3"/>
+        </w:numPr>
+        <w:spacing w:after="80" w:line="276" w:lineRule="auto"/>
+      </w:pPr>
+      <w:r>
+        <w:rPr>
+          <w:rFonts w:ascii="Arial" w:cs="Arial" w:eastAsia="Arial" w:hAnsi="Arial"/>
+          <w:sz w:val="24"/>
+          <w:szCs w:val="24"/>
+        </w:rPr>
+        <w:t xml:space="preserve">Add CRON_SECRET with the value from Step 2.</w:t>
+      </w:r>
+    </w:p>
+    <w:p>
+      <w:pPr>
+        <w:pStyle w:val="ListParagraph"/>
+        <w:numPr>
+          <w:ilvl w:val="0"/>
+          <w:numId w:val="3"/>
+        </w:numPr>
+        <w:spacing w:after="80" w:line="276" w:lineRule="auto"/>
+      </w:pPr>
+      <w:r>
+        <w:rPr>
+          <w:rFonts w:ascii="Arial" w:cs="Arial" w:eastAsia="Arial" w:hAnsi="Arial"/>
+          <w:sz w:val="24"/>
+          <w:szCs w:val="24"/>
+        </w:rPr>
+        <w:t xml:space="preserve">Add RESEND_FROM_EMAIL (optional) to customise the sender name, e.g. 'Acme Properties &lt;noreply@acme.com&gt;'.</w:t>
+      </w:r>
+    </w:p>
+    <w:p>
+      <w:pPr>
+        <w:pStyle w:val="ListParagraph"/>
+        <w:numPr>
+          <w:ilvl w:val="0"/>
+          <w:numId w:val="3"/>
+        </w:numPr>
+        <w:spacing w:after="80" w:line="276" w:lineRule="auto"/>
+      </w:pPr>
+      <w:r>
+        <w:rPr>
+          <w:rFonts w:ascii="Arial" w:cs="Arial" w:eastAsia="Arial" w:hAnsi="Arial"/>
+          <w:sz w:val="24"/>
+          <w:szCs w:val="24"/>
+        </w:rPr>
+        <w:t xml:space="preserve">Redeploy the app for the variables to take effect.</w:t>
+      </w:r>
+    </w:p>
+    <w:p>
+      <w:pPr>
+        <w:spacing w:after="80"/>
+      </w:pPr>
+      <w:r>
+        <w:t xml:space="preserve"/>
+      </w:r>
+    </w:p>
+    <w:tbl>
+      <w:tblPr>
+        <w:tblW w:type="dxa" w:w="9360"/>
+        <w:tblBorders>
+          <w:top w:val="single" w:color="auto" w:sz="4"/>
+          <w:left w:val="single" w:color="auto" w:sz="4"/>
+          <w:bottom w:val="single" w:color="auto" w:sz="4"/>
+          <w:right w:val="single" w:color="auto" w:sz="4"/>
+          <w:insideH w:val="single" w:color="auto" w:sz="4"/>
+          <w:insideV w:val="single" w:color="auto" w:sz="4"/>
+        </w:tblBorders>
+      </w:tblPr>
+      <w:tblGrid>
+        <w:gridCol w:w="9360"/>
+      </w:tblGrid>
+      <w:tr>
+        <w:tc>
+          <w:tcPr>
+            <w:tcW w:type="dxa" w:w="9360"/>
+            <w:tcBorders>
+              <w:top w:val="nil"/>
+              <w:left w:val="single" w:color="1F4E79" w:sz="18"/>
+              <w:bottom w:val="nil"/>
+              <w:right w:val="nil"/>
+            </w:tcBorders>
+            <w:shd w:fill="BDD7EE" w:val="clear"/>
+            <w:tcMar>
+              <w:top w:type="dxa" w:w="100"/>
+              <w:left w:type="dxa" w:w="200"/>
+              <w:bottom w:type="dxa" w:w="100"/>
+              <w:right w:type="dxa" w:w="120"/>
+            </w:tcMar>
+          </w:tcPr>
+          <w:p>
+            <w:pPr>
+              <w:spacing w:after="0" w:line="276" w:lineRule="auto"/>
+            </w:pPr>
+            <w:r>
+              <w:rPr>
+                <w:rFonts w:ascii="Arial" w:cs="Arial" w:eastAsia="Arial" w:hAnsi="Arial"/>
+                <w:b/>
+                <w:bCs/>
+                <w:color w:val="1F4E79"/>
+                <w:sz w:val="22"/>
+                <w:szCs w:val="22"/>
+              </w:rPr>
+              <w:t xml:space="preserve">TIP: </w:t>
+            </w:r>
+            <w:r>
+              <w:rPr>
+                <w:rFonts w:ascii="Arial" w:cs="Arial" w:eastAsia="Arial" w:hAnsi="Arial"/>
+                <w:sz w:val="22"/>
+                <w:szCs w:val="22"/>
+              </w:rPr>
+              <w:t xml:space="preserve">Once deployed, the cron job appears in your Vercel project under Settings → Cron Jobs. You can see the last run time and status there.</w:t>
+            </w:r>
+          </w:p>
+        </w:tc>
+      </w:tr>
+    </w:tbl>
+    <w:p>
+      <w:pPr>
+        <w:spacing w:after="80"/>
+      </w:pPr>
+      <w:r>
+        <w:t xml:space="preserve"/>
+      </w:r>
+    </w:p>
+    <w:p>
+      <w:pPr>
+        <w:pStyle w:val="Heading2"/>
+        <w:spacing w:after="160" w:before="300"/>
+      </w:pPr>
+      <w:r>
+        <w:rPr>
+          <w:rFonts w:ascii="Arial" w:cs="Arial" w:eastAsia="Arial" w:hAnsi="Arial"/>
+          <w:b/>
+          <w:bCs/>
+          <w:color w:val="1F4E79"/>
+          <w:sz w:val="28"/>
+          <w:szCs w:val="28"/>
+        </w:rPr>
+        <w:t xml:space="preserve">13.8 Testing Notifications</w:t>
+      </w:r>
+    </w:p>
+    <w:p>
+      <w:pPr>
+        <w:spacing w:after="120" w:line="276" w:lineRule="auto"/>
+      </w:pPr>
+      <w:r>
+        <w:rPr>
+          <w:rFonts w:ascii="Arial" w:cs="Arial" w:eastAsia="Arial" w:hAnsi="Arial"/>
+          <w:sz w:val="24"/>
+          <w:szCs w:val="24"/>
+        </w:rPr>
+        <w:t xml:space="preserve">You can trigger the notification check manually at any time without waiting for 07:00 UTC:</w:t>
+      </w:r>
+    </w:p>
+    <w:p>
+      <w:pPr>
+        <w:spacing w:after="80"/>
+      </w:pPr>
+      <w:r>
+        <w:t xml:space="preserve"/>
+      </w:r>
+    </w:p>
+    <w:p>
+      <w:pPr>
+        <w:shd w:fill="F2F2F2" w:val="clear"/>
+        <w:spacing w:after="80"/>
+        <w:ind w:left="360"/>
+      </w:pPr>
+      <w:r>
+        <w:rPr>
+          <w:rFonts w:ascii="Courier New" w:cs="Courier New" w:eastAsia="Courier New" w:hAnsi="Courier New"/>
+          <w:color w:val="C0392B"/>
+          <w:sz w:val="20"/>
+          <w:szCs w:val="20"/>
+        </w:rPr>
+        <w:t xml:space="preserve">curl -H "Authorization: Bearer YOUR_CRON_SECRET" https://your-app.vercel.app/api/cron/notifications</w:t>
+      </w:r>
+    </w:p>
+    <w:p>
+      <w:pPr>
+        <w:spacing w:after="80"/>
+      </w:pPr>
+      <w:r>
+        <w:t xml:space="preserve"/>
+      </w:r>
+    </w:p>
+    <w:p>
+      <w:pPr>
+        <w:spacing w:after="120" w:line="276" w:lineRule="auto"/>
+      </w:pPr>
+      <w:r>
+        <w:rPr>
+          <w:rFonts w:ascii="Arial" w:cs="Arial" w:eastAsia="Arial" w:hAnsi="Arial"/>
+          <w:sz w:val="24"/>
+          <w:szCs w:val="24"/>
+        </w:rPr>
+        <w:t xml:space="preserve">The response is a JSON summary showing how many emails were sent or skipped per category:</w:t>
+      </w:r>
+    </w:p>
+    <w:p>
+      <w:pPr>
+        <w:spacing w:after="80"/>
+      </w:pPr>
+      <w:r>
+        <w:t xml:space="preserve"/>
+      </w:r>
+    </w:p>
+    <w:p>
+      <w:pPr>
+        <w:shd w:fill="F2F2F2" w:val="clear"/>
+        <w:spacing w:after="80"/>
+        <w:ind w:left="360"/>
+      </w:pPr>
+      <w:r>
+        <w:rPr>
+          <w:rFonts w:ascii="Courier New" w:cs="Courier New" w:eastAsia="Courier New" w:hAnsi="Courier New"/>
+          <w:color w:val="C0392B"/>
+          <w:sz w:val="20"/>
+          <w:szCs w:val="20"/>
+        </w:rPr>
+        <w:t xml:space="preserve">{ "ok": true, "leaseExpiries": { "sent": 2, "skipped": 0 }, "invoicesOverdue": { "sent": 1, "skipped": 3 }, ... }</w:t>
+      </w:r>
+    </w:p>
+    <w:p>
+      <w:pPr>
+        <w:spacing w:after="80"/>
+      </w:pPr>
+      <w:r>
+        <w:t xml:space="preserve"/>
+      </w:r>
+    </w:p>
+    <w:p>
+      <w:pPr>
+        <w:spacing w:after="120" w:line="276" w:lineRule="auto"/>
+      </w:pPr>
+      <w:r>
+        <w:rPr>
+          <w:rFonts w:ascii="Arial" w:cs="Arial" w:eastAsia="Arial" w:hAnsi="Arial"/>
+          <w:sz w:val="24"/>
+          <w:szCs w:val="24"/>
+        </w:rPr>
+        <w:t xml:space="preserve">To test locally during development, add CRON_SECRET to your .env file and run the same curl command against localhost:3000.</w:t>
+      </w:r>
+    </w:p>
+    <w:p>
+      <w:pPr>
+        <w:spacing w:after="80"/>
+      </w:pPr>
+      <w:r>
+        <w:t xml:space="preserve"/>
+      </w:r>
+    </w:p>
+    <w:p>
+      <w:pPr>
+        <w:pStyle w:val="Heading2"/>
+        <w:spacing w:after="160" w:before="300"/>
+      </w:pPr>
+      <w:r>
+        <w:rPr>
+          <w:rFonts w:ascii="Arial" w:cs="Arial" w:eastAsia="Arial" w:hAnsi="Arial"/>
+          <w:b/>
+          <w:bCs/>
+          <w:color w:val="1F4E79"/>
+          <w:sz w:val="28"/>
+          <w:szCs w:val="28"/>
+        </w:rPr>
+        <w:t xml:space="preserve">13.9 Notification History</w:t>
+      </w:r>
+    </w:p>
+    <w:p>
+      <w:pPr>
+        <w:spacing w:after="120" w:line="276" w:lineRule="auto"/>
+      </w:pPr>
+      <w:r>
+        <w:rPr>
+          <w:rFonts w:ascii="Arial" w:cs="Arial" w:eastAsia="Arial" w:hAnsi="Arial"/>
+          <w:sz w:val="24"/>
+          <w:szCs w:val="24"/>
+        </w:rPr>
+        <w:t xml:space="preserve">Every sent notification is stored in the NotificationLog database table. Each record contains: the notification type, the resource it relates to (tenant, invoice, certificate, etc.), who it was sent to, the subject line, and the exact time it was sent. This provides a full audit trail of all automated communications.</w:t>
+      </w:r>
+    </w:p>
+    <w:p>
+      <w:pPr>
+        <w:spacing w:after="80"/>
+      </w:pPr>
+      <w:r>
+        <w:t xml:space="preserve"/>
+      </w:r>
+    </w:p>
+    <w:tbl>
+      <w:tblPr>
+        <w:tblW w:type="dxa" w:w="9360"/>
+        <w:tblBorders>
+          <w:top w:val="single" w:color="auto" w:sz="4"/>
+          <w:left w:val="single" w:color="auto" w:sz="4"/>
+          <w:bottom w:val="single" w:color="auto" w:sz="4"/>
+          <w:right w:val="single" w:color="auto" w:sz="4"/>
+          <w:insideH w:val="single" w:color="auto" w:sz="4"/>
+          <w:insideV w:val="single" w:color="auto" w:sz="4"/>
+        </w:tblBorders>
+      </w:tblPr>
+      <w:tblGrid>
+        <w:gridCol w:w="9360"/>
+      </w:tblGrid>
+      <w:tr>
+        <w:tc>
+          <w:tcPr>
+            <w:tcW w:type="dxa" w:w="9360"/>
+            <w:tcBorders>
+              <w:top w:val="nil"/>
+              <w:left w:val="single" w:color="BF8F00" w:sz="18"/>
+              <w:bottom w:val="nil"/>
+              <w:right w:val="nil"/>
+            </w:tcBorders>
+            <w:shd w:fill="FFF2CC" w:val="clear"/>
+            <w:tcMar>
+              <w:top w:type="dxa" w:w="100"/>
+              <w:left w:type="dxa" w:w="200"/>
+              <w:bottom w:type="dxa" w:w="100"/>
+              <w:right w:type="dxa" w:w="120"/>
+            </w:tcMar>
+          </w:tcPr>
+          <w:p>
+            <w:pPr>
+              <w:spacing w:after="0" w:line="276" w:lineRule="auto"/>
+            </w:pPr>
+            <w:r>
+              <w:rPr>
+                <w:rFonts w:ascii="Arial" w:cs="Arial" w:eastAsia="Arial" w:hAnsi="Arial"/>
+                <w:b/>
+                <w:bCs/>
+                <w:color w:val="BF8F00"/>
+                <w:sz w:val="22"/>
+                <w:szCs w:val="22"/>
+              </w:rPr>
+              <w:t xml:space="preserve">NOTE: </w:t>
+            </w:r>
+            <w:r>
+              <w:rPr>
+                <w:rFonts w:ascii="Arial" w:cs="Arial" w:eastAsia="Arial" w:hAnsi="Arial"/>
+                <w:sz w:val="22"/>
+                <w:szCs w:val="22"/>
+              </w:rPr>
+              <w:t xml:space="preserve">The notification log is not currently exposed in the Settings UI. To query it directly, use Prisma Studio (npm run db:studio) and open the NotificationLog table.</w:t>
             </w:r>
           </w:p>
         </w:tc>
